--- a/러시아 인권변호사/3부/3부_5화_다리야의_폭로전.docx
+++ b/러시아 인권변호사/3부/3부_5화_다리야의_폭로전.docx
@@ -36,7 +36,7 @@
           <w:i w:val="0"/>
           <w:sz w:val="22"/>
         </w:rPr>
-        <w:t>다리야 볼코바(탐사기자) / 레프 아르카디예비치 랴잔체프(다리야 매체의 편집장) / 알렉세이 “료샤” 오를로프(주지사 후보) / 카탸 리시나(참모, 전화) / 파벨 그리신(전화) / 신원미상 협박자(변조된 목소리, 전화) / 미행자(대사 없음)</w:t>
+        <w:t>다리야 볼코바(탐사기자) / 레프 아르카디예비치 랴잔체프(다리야 매체의 편집장) / 알렉세이 “료샤” 오를로프(주지사 후보) / 카탸 리시나(참모, 전화) / 파벨 그리신(전화) / 공증인(단역) / 신원미상 협박자(변조된 목소리, 전화) / 미행자(대사 없음)</w:t>
       </w:r>
     </w:p>
     <w:p>
@@ -236,6 +236,141 @@
         <w:rPr>
           <w:rFonts w:ascii="Times New Roman" w:hAnsi="Times New Roman" w:eastAsia="Malgun Gothic"/>
           <w:b w:val="0"/>
+          <w:i w:val="0"/>
+          <w:sz w:val="22"/>
+        </w:rPr>
+        <w:t>Готова ты. А типография? А наши рекламодатели? У меня полредакции с ипотеками и маленькими детьми, Дарья.</w:t>
+      </w:r>
+    </w:p>
+    <w:p>
+      <w:pPr>
+        <w:spacing w:before="0" w:after="110" w:line="300" w:lineRule="auto"/>
+      </w:pPr>
+      <w:r>
+        <w:rPr>
+          <w:rFonts w:ascii="Times New Roman" w:hAnsi="Times New Roman" w:eastAsia="Malgun Gothic"/>
+          <w:b/>
+          <w:i w:val="0"/>
+          <w:sz w:val="22"/>
+        </w:rPr>
+        <w:t xml:space="preserve">Дарья: </w:t>
+      </w:r>
+      <w:r>
+        <w:rPr>
+          <w:rFonts w:ascii="Times New Roman" w:hAnsi="Times New Roman" w:eastAsia="Malgun Gothic"/>
+          <w:b w:val="0"/>
+          <w:i w:val="0"/>
+          <w:sz w:val="22"/>
+        </w:rPr>
+        <w:t>Я знаю, Лев Аркадьевич. Поэтому и пришла к вам с черновиком, а не выложила его у себя в блоге.</w:t>
+      </w:r>
+    </w:p>
+    <w:p>
+      <w:pPr>
+        <w:spacing w:before="0" w:after="110" w:line="300" w:lineRule="auto"/>
+      </w:pPr>
+      <w:r>
+        <w:rPr>
+          <w:rFonts w:ascii="Times New Roman" w:hAnsi="Times New Roman" w:eastAsia="Malgun Gothic"/>
+          <w:b/>
+          <w:i w:val="0"/>
+          <w:sz w:val="22"/>
+        </w:rPr>
+        <w:t xml:space="preserve">Рязанцев: </w:t>
+      </w:r>
+      <w:r>
+        <w:rPr>
+          <w:rFonts w:ascii="Times New Roman" w:hAnsi="Times New Roman" w:eastAsia="Malgun Gothic"/>
+          <w:b w:val="0"/>
+          <w:i/>
+          <w:color w:val="555555"/>
+          <w:sz w:val="22"/>
+        </w:rPr>
+        <w:t>(невесело)</w:t>
+      </w:r>
+      <w:r>
+        <w:rPr>
+          <w:rFonts w:ascii="Times New Roman" w:hAnsi="Times New Roman" w:eastAsia="Malgun Gothic"/>
+          <w:b w:val="0"/>
+          <w:i w:val="0"/>
+          <w:sz w:val="22"/>
+        </w:rPr>
+        <w:t xml:space="preserve"> Спасибо за доверие. Ты понимаешь, что после этого нас попытаются закрыть? Не громко. Проверка пожарной безопасности, налоговая, санэпидемстанция.</w:t>
+      </w:r>
+    </w:p>
+    <w:p>
+      <w:pPr>
+        <w:spacing w:before="0" w:after="110" w:line="300" w:lineRule="auto"/>
+      </w:pPr>
+      <w:r>
+        <w:rPr>
+          <w:rFonts w:ascii="Times New Roman" w:hAnsi="Times New Roman" w:eastAsia="Malgun Gothic"/>
+          <w:b/>
+          <w:i w:val="0"/>
+          <w:sz w:val="22"/>
+        </w:rPr>
+        <w:t xml:space="preserve">Дарья: </w:t>
+      </w:r>
+      <w:r>
+        <w:rPr>
+          <w:rFonts w:ascii="Times New Roman" w:hAnsi="Times New Roman" w:eastAsia="Malgun Gothic"/>
+          <w:b w:val="0"/>
+          <w:i w:val="0"/>
+          <w:sz w:val="22"/>
+        </w:rPr>
+        <w:t>Пусть проверяют. У нас огнетушители в порядке. Вы сами их покупали в прошлом году.</w:t>
+      </w:r>
+    </w:p>
+    <w:p>
+      <w:pPr>
+        <w:spacing w:before="0" w:after="110" w:line="300" w:lineRule="auto"/>
+      </w:pPr>
+      <w:r>
+        <w:rPr>
+          <w:rFonts w:ascii="Times New Roman" w:hAnsi="Times New Roman" w:eastAsia="Malgun Gothic"/>
+          <w:b/>
+          <w:i w:val="0"/>
+          <w:sz w:val="22"/>
+        </w:rPr>
+        <w:t xml:space="preserve">Рязанцев: </w:t>
+      </w:r>
+      <w:r>
+        <w:rPr>
+          <w:rFonts w:ascii="Times New Roman" w:hAnsi="Times New Roman" w:eastAsia="Malgun Gothic"/>
+          <w:b w:val="0"/>
+          <w:i/>
+          <w:color w:val="555555"/>
+          <w:sz w:val="22"/>
+        </w:rPr>
+        <w:t>(впервые за разговор улыбается)</w:t>
+      </w:r>
+      <w:r>
+        <w:rPr>
+          <w:rFonts w:ascii="Times New Roman" w:hAnsi="Times New Roman" w:eastAsia="Malgun Gothic"/>
+          <w:b w:val="0"/>
+          <w:i w:val="0"/>
+          <w:sz w:val="22"/>
+        </w:rPr>
+        <w:t xml:space="preserve"> Язва ты, Дарья.</w:t>
+      </w:r>
+    </w:p>
+    <w:p>
+      <w:pPr>
+        <w:spacing w:before="0" w:after="110" w:line="300" w:lineRule="auto"/>
+      </w:pPr>
+      <w:r>
+        <w:rPr>
+          <w:rFonts w:ascii="Times New Roman" w:hAnsi="Times New Roman" w:eastAsia="Malgun Gothic"/>
+          <w:b/>
+          <w:i w:val="0"/>
+          <w:sz w:val="22"/>
+        </w:rPr>
+        <w:t xml:space="preserve">Рязанцев: </w:t>
+      </w:r>
+      <w:r>
+        <w:rPr>
+          <w:rFonts w:ascii="Times New Roman" w:hAnsi="Times New Roman" w:eastAsia="Malgun Gothic"/>
+          <w:b w:val="0"/>
           <w:i/>
           <w:color w:val="555555"/>
           <w:sz w:val="22"/>
@@ -566,6 +701,197 @@
     </w:p>
     <w:p>
       <w:pPr>
+        <w:spacing w:before="0" w:after="110" w:line="300" w:lineRule="auto"/>
+      </w:pPr>
+      <w:r>
+        <w:rPr>
+          <w:rFonts w:ascii="Times New Roman" w:hAnsi="Times New Roman" w:eastAsia="Malgun Gothic"/>
+          <w:b/>
+          <w:i w:val="0"/>
+          <w:sz w:val="22"/>
+        </w:rPr>
+        <w:t xml:space="preserve">Лёша: </w:t>
+      </w:r>
+      <w:r>
+        <w:rPr>
+          <w:rFonts w:ascii="Times New Roman" w:hAnsi="Times New Roman" w:eastAsia="Malgun Gothic"/>
+          <w:b w:val="0"/>
+          <w:i w:val="0"/>
+          <w:sz w:val="22"/>
+        </w:rPr>
+        <w:t>Покажи остальные семь.</w:t>
+      </w:r>
+    </w:p>
+    <w:p>
+      <w:pPr>
+        <w:spacing w:before="0" w:after="110" w:line="300" w:lineRule="auto"/>
+      </w:pPr>
+      <w:r>
+        <w:rPr>
+          <w:rFonts w:ascii="Times New Roman" w:hAnsi="Times New Roman" w:eastAsia="Malgun Gothic"/>
+          <w:b/>
+          <w:i w:val="0"/>
+          <w:sz w:val="22"/>
+        </w:rPr>
+        <w:t xml:space="preserve">Дарья: </w:t>
+      </w:r>
+      <w:r>
+        <w:rPr>
+          <w:rFonts w:ascii="Times New Roman" w:hAnsi="Times New Roman" w:eastAsia="Malgun Gothic"/>
+          <w:b w:val="0"/>
+          <w:i/>
+          <w:color w:val="555555"/>
+          <w:sz w:val="22"/>
+        </w:rPr>
+        <w:t>(раскладывает папки)</w:t>
+      </w:r>
+      <w:r>
+        <w:rPr>
+          <w:rFonts w:ascii="Times New Roman" w:hAnsi="Times New Roman" w:eastAsia="Malgun Gothic"/>
+          <w:b w:val="0"/>
+          <w:i w:val="0"/>
+          <w:sz w:val="22"/>
+        </w:rPr>
+        <w:t xml:space="preserve"> Инженер в Кемерове — сорвался с лесов, которые накануне проверяла комиссия. Судья в Туве — отравление угарным газом на даче, где не было печки. Бухгалтер в Перми…</w:t>
+      </w:r>
+    </w:p>
+    <w:p>
+      <w:pPr>
+        <w:spacing w:before="0" w:after="110" w:line="300" w:lineRule="auto"/>
+      </w:pPr>
+      <w:r>
+        <w:rPr>
+          <w:rFonts w:ascii="Times New Roman" w:hAnsi="Times New Roman" w:eastAsia="Malgun Gothic"/>
+          <w:b/>
+          <w:i w:val="0"/>
+          <w:sz w:val="22"/>
+        </w:rPr>
+        <w:t xml:space="preserve">Лёша: </w:t>
+      </w:r>
+      <w:r>
+        <w:rPr>
+          <w:rFonts w:ascii="Times New Roman" w:hAnsi="Times New Roman" w:eastAsia="Malgun Gothic"/>
+          <w:b w:val="0"/>
+          <w:i/>
+          <w:color w:val="555555"/>
+          <w:sz w:val="22"/>
+        </w:rPr>
+        <w:t>(перебивает, глухо)</w:t>
+      </w:r>
+      <w:r>
+        <w:rPr>
+          <w:rFonts w:ascii="Times New Roman" w:hAnsi="Times New Roman" w:eastAsia="Malgun Gothic"/>
+          <w:b w:val="0"/>
+          <w:i w:val="0"/>
+          <w:sz w:val="22"/>
+        </w:rPr>
+        <w:t xml:space="preserve"> В Перми?</w:t>
+      </w:r>
+    </w:p>
+    <w:p>
+      <w:pPr>
+        <w:spacing w:before="0" w:after="110" w:line="300" w:lineRule="auto"/>
+      </w:pPr>
+      <w:r>
+        <w:rPr>
+          <w:rFonts w:ascii="Times New Roman" w:hAnsi="Times New Roman" w:eastAsia="Malgun Gothic"/>
+          <w:b/>
+          <w:i w:val="0"/>
+          <w:sz w:val="22"/>
+        </w:rPr>
+        <w:t xml:space="preserve">Дарья: </w:t>
+      </w:r>
+      <w:r>
+        <w:rPr>
+          <w:rFonts w:ascii="Times New Roman" w:hAnsi="Times New Roman" w:eastAsia="Malgun Gothic"/>
+          <w:b w:val="0"/>
+          <w:i w:val="0"/>
+          <w:sz w:val="22"/>
+        </w:rPr>
+        <w:t>Не из твоего дела о шахтёрах. Но из той же области. Она нашла двойную бухгалтерию и отнесла её в прокуратуру. Через неделю — машина на встречной.</w:t>
+      </w:r>
+    </w:p>
+    <w:p>
+      <w:pPr>
+        <w:spacing w:before="0" w:after="110" w:line="300" w:lineRule="auto"/>
+      </w:pPr>
+      <w:r>
+        <w:rPr>
+          <w:rFonts w:ascii="Times New Roman" w:hAnsi="Times New Roman" w:eastAsia="Malgun Gothic"/>
+          <w:b/>
+          <w:i w:val="0"/>
+          <w:sz w:val="22"/>
+        </w:rPr>
+        <w:t xml:space="preserve">Лёша: </w:t>
+      </w:r>
+      <w:r>
+        <w:rPr>
+          <w:rFonts w:ascii="Times New Roman" w:hAnsi="Times New Roman" w:eastAsia="Malgun Gothic"/>
+          <w:b w:val="0"/>
+          <w:i/>
+          <w:color w:val="555555"/>
+          <w:sz w:val="22"/>
+        </w:rPr>
+        <w:t>(долго смотрит на папку)</w:t>
+      </w:r>
+      <w:r>
+        <w:rPr>
+          <w:rFonts w:ascii="Times New Roman" w:hAnsi="Times New Roman" w:eastAsia="Malgun Gothic"/>
+          <w:b w:val="0"/>
+          <w:i w:val="0"/>
+          <w:sz w:val="22"/>
+        </w:rPr>
+        <w:t xml:space="preserve"> Как у отца.</w:t>
+      </w:r>
+    </w:p>
+    <w:p>
+      <w:pPr>
+        <w:spacing w:before="0" w:after="110" w:line="300" w:lineRule="auto"/>
+      </w:pPr>
+      <w:r>
+        <w:rPr>
+          <w:rFonts w:ascii="Times New Roman" w:hAnsi="Times New Roman" w:eastAsia="Malgun Gothic"/>
+          <w:b/>
+          <w:i w:val="0"/>
+          <w:sz w:val="22"/>
+        </w:rPr>
+        <w:t xml:space="preserve">Дарья: </w:t>
+      </w:r>
+      <w:r>
+        <w:rPr>
+          <w:rFonts w:ascii="Times New Roman" w:hAnsi="Times New Roman" w:eastAsia="Malgun Gothic"/>
+          <w:b w:val="0"/>
+          <w:i w:val="0"/>
+          <w:sz w:val="22"/>
+        </w:rPr>
+        <w:t>Почти. Там тоже камера «не работала». Алексей, я могу остановиться, если тебе тяжело это читать.</w:t>
+      </w:r>
+    </w:p>
+    <w:p>
+      <w:pPr>
+        <w:spacing w:before="0" w:after="110" w:line="300" w:lineRule="auto"/>
+      </w:pPr>
+      <w:r>
+        <w:rPr>
+          <w:rFonts w:ascii="Times New Roman" w:hAnsi="Times New Roman" w:eastAsia="Malgun Gothic"/>
+          <w:b/>
+          <w:i w:val="0"/>
+          <w:sz w:val="22"/>
+        </w:rPr>
+        <w:t xml:space="preserve">Лёша: </w:t>
+      </w:r>
+      <w:r>
+        <w:rPr>
+          <w:rFonts w:ascii="Times New Roman" w:hAnsi="Times New Roman" w:eastAsia="Malgun Gothic"/>
+          <w:b w:val="0"/>
+          <w:i w:val="0"/>
+          <w:sz w:val="22"/>
+        </w:rPr>
+        <w:t>Нет. Читай дальше. Всё до конца.</w:t>
+      </w:r>
+    </w:p>
+    <w:p>
+      <w:pPr>
         <w:keepNext/>
         <w:spacing w:before="320" w:after="140"/>
       </w:pPr>
@@ -712,6 +1038,98 @@
           <w:i w:val="0"/>
           <w:sz w:val="22"/>
         </w:rPr>
+        <w:t>Катя, а у вас в штабе кто-нибудь новый за последний месяц? Волонтёры, водители?</w:t>
+      </w:r>
+    </w:p>
+    <w:p>
+      <w:pPr>
+        <w:spacing w:before="0" w:after="110" w:line="300" w:lineRule="auto"/>
+      </w:pPr>
+      <w:r>
+        <w:rPr>
+          <w:rFonts w:ascii="Times New Roman" w:hAnsi="Times New Roman" w:eastAsia="Malgun Gothic"/>
+          <w:b/>
+          <w:i w:val="0"/>
+          <w:sz w:val="22"/>
+        </w:rPr>
+        <w:t xml:space="preserve">Катя: </w:t>
+      </w:r>
+      <w:r>
+        <w:rPr>
+          <w:rFonts w:ascii="Times New Roman" w:hAnsi="Times New Roman" w:eastAsia="Malgun Gothic"/>
+          <w:b w:val="0"/>
+          <w:i w:val="0"/>
+          <w:sz w:val="22"/>
+        </w:rPr>
+        <w:t>Человек двадцать. Проверяем, но не всех можем проверить глубоко.</w:t>
+      </w:r>
+    </w:p>
+    <w:p>
+      <w:pPr>
+        <w:spacing w:before="0" w:after="110" w:line="300" w:lineRule="auto"/>
+      </w:pPr>
+      <w:r>
+        <w:rPr>
+          <w:rFonts w:ascii="Times New Roman" w:hAnsi="Times New Roman" w:eastAsia="Malgun Gothic"/>
+          <w:b/>
+          <w:i w:val="0"/>
+          <w:sz w:val="22"/>
+        </w:rPr>
+        <w:t xml:space="preserve">Дарья: </w:t>
+      </w:r>
+      <w:r>
+        <w:rPr>
+          <w:rFonts w:ascii="Times New Roman" w:hAnsi="Times New Roman" w:eastAsia="Malgun Gothic"/>
+          <w:b w:val="0"/>
+          <w:i w:val="0"/>
+          <w:sz w:val="22"/>
+        </w:rPr>
+        <w:t>Тогда не обсуждайте при них ничего, что касается моего материала. Ни дату, ни источники. Ни слова.</w:t>
+      </w:r>
+    </w:p>
+    <w:p>
+      <w:pPr>
+        <w:spacing w:before="0" w:after="110" w:line="300" w:lineRule="auto"/>
+      </w:pPr>
+      <w:r>
+        <w:rPr>
+          <w:rFonts w:ascii="Times New Roman" w:hAnsi="Times New Roman" w:eastAsia="Malgun Gothic"/>
+          <w:b/>
+          <w:i w:val="0"/>
+          <w:sz w:val="22"/>
+        </w:rPr>
+        <w:t xml:space="preserve">Катя: </w:t>
+      </w:r>
+      <w:r>
+        <w:rPr>
+          <w:rFonts w:ascii="Times New Roman" w:hAnsi="Times New Roman" w:eastAsia="Malgun Gothic"/>
+          <w:b w:val="0"/>
+          <w:i w:val="0"/>
+          <w:sz w:val="22"/>
+        </w:rPr>
+        <w:t>Поняла. Я скажу Алексею Николаевичу, чтобы и он молчал. Хотя это будет трудно.</w:t>
+      </w:r>
+    </w:p>
+    <w:p>
+      <w:pPr>
+        <w:spacing w:before="0" w:after="110" w:line="300" w:lineRule="auto"/>
+      </w:pPr>
+      <w:r>
+        <w:rPr>
+          <w:rFonts w:ascii="Times New Roman" w:hAnsi="Times New Roman" w:eastAsia="Malgun Gothic"/>
+          <w:b/>
+          <w:i w:val="0"/>
+          <w:sz w:val="22"/>
+        </w:rPr>
+        <w:t xml:space="preserve">Дарья: </w:t>
+      </w:r>
+      <w:r>
+        <w:rPr>
+          <w:rFonts w:ascii="Times New Roman" w:hAnsi="Times New Roman" w:eastAsia="Malgun Gothic"/>
+          <w:b w:val="0"/>
+          <w:i w:val="0"/>
+          <w:sz w:val="22"/>
+        </w:rPr>
         <w:t>Не знаю. Надеюсь, что просто испугался и залёг на дно, а не хуже.</w:t>
       </w:r>
     </w:p>
@@ -883,10 +1301,20 @@
         <w:rPr>
           <w:rFonts w:ascii="Times New Roman" w:hAnsi="Times New Roman" w:eastAsia="Malgun Gothic"/>
           <w:b w:val="0"/>
+          <w:i/>
+          <w:color w:val="555555"/>
+          <w:sz w:val="22"/>
+        </w:rPr>
+        <w:t>(достаёт из сумки пожелтевшие вырезки)</w:t>
+      </w:r>
+      <w:r>
+        <w:rPr>
+          <w:rFonts w:ascii="Times New Roman" w:hAnsi="Times New Roman" w:eastAsia="Malgun Gothic"/>
+          <w:b w:val="0"/>
           <w:i w:val="0"/>
           <w:sz w:val="22"/>
         </w:rPr>
-        <w:t>Он писал о контрабанде через границу. Называл таможенников поимённо. Один из них потом стал заместителем губернатора. Вот вам и «связи».</w:t>
+        <w:t xml:space="preserve"> Вот они. Я носила их с собой с тех пор, как Паша предупредил. Он писал о контрабанде через границу. Называл таможенников поимённо. Один из них потом стал заместителем губернатора. Вот вам и «связи».</w:t>
       </w:r>
     </w:p>
     <w:p>
@@ -900,122 +1328,7 @@
           <w:i w:val="0"/>
           <w:sz w:val="22"/>
         </w:rPr>
-        <w:t xml:space="preserve">Лёша: </w:t>
-      </w:r>
-      <w:r>
-        <w:rPr>
-          <w:rFonts w:ascii="Times New Roman" w:hAnsi="Times New Roman" w:eastAsia="Malgun Gothic"/>
-          <w:b w:val="0"/>
-          <w:i w:val="0"/>
-          <w:sz w:val="22"/>
-        </w:rPr>
-        <w:t>Черновики, которые ты нашла у его редактора, — они датированы?</w:t>
-      </w:r>
-    </w:p>
-    <w:p>
-      <w:pPr>
-        <w:spacing w:before="0" w:after="110" w:line="300" w:lineRule="auto"/>
-      </w:pPr>
-      <w:r>
-        <w:rPr>
-          <w:rFonts w:ascii="Times New Roman" w:hAnsi="Times New Roman" w:eastAsia="Malgun Gothic"/>
-          <w:b/>
-          <w:i w:val="0"/>
-          <w:sz w:val="22"/>
-        </w:rPr>
-        <w:t xml:space="preserve">Дарья: </w:t>
-      </w:r>
-      <w:r>
-        <w:rPr>
-          <w:rFonts w:ascii="Times New Roman" w:hAnsi="Times New Roman" w:eastAsia="Malgun Gothic"/>
-          <w:b w:val="0"/>
-          <w:i w:val="0"/>
-          <w:sz w:val="22"/>
-        </w:rPr>
-        <w:t>Датированы, с правкой редактора от руки. Видно, что его материалы сокращали, а не заказывали.</w:t>
-      </w:r>
-    </w:p>
-    <w:p>
-      <w:pPr>
-        <w:spacing w:before="0" w:after="110" w:line="300" w:lineRule="auto"/>
-      </w:pPr>
-      <w:r>
-        <w:rPr>
-          <w:rFonts w:ascii="Times New Roman" w:hAnsi="Times New Roman" w:eastAsia="Malgun Gothic"/>
-          <w:b/>
-          <w:i w:val="0"/>
-          <w:sz w:val="22"/>
-        </w:rPr>
         <w:t xml:space="preserve">Рязанцев: </w:t>
-      </w:r>
-      <w:r>
-        <w:rPr>
-          <w:rFonts w:ascii="Times New Roman" w:hAnsi="Times New Roman" w:eastAsia="Malgun Gothic"/>
-          <w:b w:val="0"/>
-          <w:i w:val="0"/>
-          <w:sz w:val="22"/>
-        </w:rPr>
-        <w:t>Тогда опубликуем их сами. Сегодня, короткой заметкой, до того как это вылезет где-нибудь на федеральном канале.</w:t>
-      </w:r>
-    </w:p>
-    <w:p>
-      <w:pPr>
-        <w:spacing w:before="0" w:after="110" w:line="300" w:lineRule="auto"/>
-      </w:pPr>
-      <w:r>
-        <w:rPr>
-          <w:rFonts w:ascii="Times New Roman" w:hAnsi="Times New Roman" w:eastAsia="Malgun Gothic"/>
-          <w:b/>
-          <w:i w:val="0"/>
-          <w:sz w:val="22"/>
-        </w:rPr>
-        <w:t xml:space="preserve">Дарья: </w:t>
-      </w:r>
-      <w:r>
-        <w:rPr>
-          <w:rFonts w:ascii="Times New Roman" w:hAnsi="Times New Roman" w:eastAsia="Malgun Gothic"/>
-          <w:b w:val="0"/>
-          <w:i w:val="0"/>
-          <w:sz w:val="22"/>
-        </w:rPr>
-        <w:t>Ударить первыми собственным прошлым… Отец бы посмеялся.</w:t>
-      </w:r>
-    </w:p>
-    <w:p>
-      <w:pPr>
-        <w:spacing w:before="0" w:after="110" w:line="300" w:lineRule="auto"/>
-      </w:pPr>
-      <w:r>
-        <w:rPr>
-          <w:rFonts w:ascii="Times New Roman" w:hAnsi="Times New Roman" w:eastAsia="Malgun Gothic"/>
-          <w:b/>
-          <w:i w:val="0"/>
-          <w:sz w:val="22"/>
-        </w:rPr>
-        <w:t xml:space="preserve">Лёша: </w:t>
-      </w:r>
-      <w:r>
-        <w:rPr>
-          <w:rFonts w:ascii="Times New Roman" w:hAnsi="Times New Roman" w:eastAsia="Malgun Gothic"/>
-          <w:b w:val="0"/>
-          <w:i w:val="0"/>
-          <w:sz w:val="22"/>
-        </w:rPr>
-        <w:t>Отец бы гордился. Как мой.</w:t>
-      </w:r>
-    </w:p>
-    <w:p>
-      <w:pPr>
-        <w:spacing w:before="0" w:after="110" w:line="300" w:lineRule="auto"/>
-      </w:pPr>
-      <w:r>
-        <w:rPr>
-          <w:rFonts w:ascii="Times New Roman" w:hAnsi="Times New Roman" w:eastAsia="Malgun Gothic"/>
-          <w:b/>
-          <w:i w:val="0"/>
-          <w:sz w:val="22"/>
-        </w:rPr>
-        <w:t xml:space="preserve">Дарья: </w:t>
       </w:r>
       <w:r>
         <w:rPr>
@@ -1025,7 +1338,7 @@
           <w:color w:val="555555"/>
           <w:sz w:val="22"/>
         </w:rPr>
-        <w:t>(тихо)</w:t>
+        <w:t>(надевает очки, читает)</w:t>
       </w:r>
       <w:r>
         <w:rPr>
@@ -1034,7 +1347,257 @@
           <w:i w:val="0"/>
           <w:sz w:val="22"/>
         </w:rPr>
+        <w:t xml:space="preserve"> Девяносто седьмой… Таможенный пост, фамилии, суммы, номера фур. Заказные статьи так не пишут. Заказ всегда пишут без фамилий.</w:t>
+      </w:r>
+    </w:p>
+    <w:p>
+      <w:pPr>
+        <w:spacing w:before="0" w:after="110" w:line="300" w:lineRule="auto"/>
+      </w:pPr>
+      <w:r>
+        <w:rPr>
+          <w:rFonts w:ascii="Times New Roman" w:hAnsi="Times New Roman" w:eastAsia="Malgun Gothic"/>
+          <w:b/>
+          <w:i w:val="0"/>
+          <w:sz w:val="22"/>
+        </w:rPr>
+        <w:t xml:space="preserve">Дарья: </w:t>
+      </w:r>
+      <w:r>
+        <w:rPr>
+          <w:rFonts w:ascii="Times New Roman" w:hAnsi="Times New Roman" w:eastAsia="Malgun Gothic"/>
+          <w:b w:val="0"/>
+          <w:i w:val="0"/>
+          <w:sz w:val="22"/>
+        </w:rPr>
+        <w:t>Он всегда называл фамилии. Говорил: без фамилий это не журналистика, а прогноз погоды.</w:t>
+      </w:r>
+    </w:p>
+    <w:p>
+      <w:pPr>
+        <w:spacing w:before="0" w:after="110" w:line="300" w:lineRule="auto"/>
+      </w:pPr>
+      <w:r>
+        <w:rPr>
+          <w:rFonts w:ascii="Times New Roman" w:hAnsi="Times New Roman" w:eastAsia="Malgun Gothic"/>
+          <w:b/>
+          <w:i w:val="0"/>
+          <w:sz w:val="22"/>
+        </w:rPr>
+        <w:t xml:space="preserve">Рязанцев: </w:t>
+      </w:r>
+      <w:r>
+        <w:rPr>
+          <w:rFonts w:ascii="Times New Roman" w:hAnsi="Times New Roman" w:eastAsia="Malgun Gothic"/>
+          <w:b w:val="0"/>
+          <w:i/>
+          <w:color w:val="555555"/>
+          <w:sz w:val="22"/>
+        </w:rPr>
+        <w:t>(снимает очки)</w:t>
+      </w:r>
+      <w:r>
+        <w:rPr>
+          <w:rFonts w:ascii="Times New Roman" w:hAnsi="Times New Roman" w:eastAsia="Malgun Gothic"/>
+          <w:b w:val="0"/>
+          <w:i w:val="0"/>
+          <w:sz w:val="22"/>
+        </w:rPr>
+        <w:t xml:space="preserve"> Теперь понятно, кто так заботится о репутации твоего отца.</w:t>
+      </w:r>
+    </w:p>
+    <w:p>
+      <w:pPr>
+        <w:spacing w:before="0" w:after="110" w:line="300" w:lineRule="auto"/>
+      </w:pPr>
+      <w:r>
+        <w:rPr>
+          <w:rFonts w:ascii="Times New Roman" w:hAnsi="Times New Roman" w:eastAsia="Malgun Gothic"/>
+          <w:b/>
+          <w:i w:val="0"/>
+          <w:sz w:val="22"/>
+        </w:rPr>
+        <w:t xml:space="preserve">Лёша: </w:t>
+      </w:r>
+      <w:r>
+        <w:rPr>
+          <w:rFonts w:ascii="Times New Roman" w:hAnsi="Times New Roman" w:eastAsia="Malgun Gothic"/>
+          <w:b w:val="0"/>
+          <w:i w:val="0"/>
+          <w:sz w:val="22"/>
+        </w:rPr>
+        <w:t>Черновики, которые ты нашла у его редактора, — они датированы?</w:t>
+      </w:r>
+    </w:p>
+    <w:p>
+      <w:pPr>
+        <w:spacing w:before="0" w:after="110" w:line="300" w:lineRule="auto"/>
+      </w:pPr>
+      <w:r>
+        <w:rPr>
+          <w:rFonts w:ascii="Times New Roman" w:hAnsi="Times New Roman" w:eastAsia="Malgun Gothic"/>
+          <w:b/>
+          <w:i w:val="0"/>
+          <w:sz w:val="22"/>
+        </w:rPr>
+        <w:t xml:space="preserve">Дарья: </w:t>
+      </w:r>
+      <w:r>
+        <w:rPr>
+          <w:rFonts w:ascii="Times New Roman" w:hAnsi="Times New Roman" w:eastAsia="Malgun Gothic"/>
+          <w:b w:val="0"/>
+          <w:i w:val="0"/>
+          <w:sz w:val="22"/>
+        </w:rPr>
+        <w:t>Датированы, с правкой редактора от руки. Видно, что его материалы сокращали, а не заказывали.</w:t>
+      </w:r>
+    </w:p>
+    <w:p>
+      <w:pPr>
+        <w:spacing w:before="0" w:after="110" w:line="300" w:lineRule="auto"/>
+      </w:pPr>
+      <w:r>
+        <w:rPr>
+          <w:rFonts w:ascii="Times New Roman" w:hAnsi="Times New Roman" w:eastAsia="Malgun Gothic"/>
+          <w:b/>
+          <w:i w:val="0"/>
+          <w:sz w:val="22"/>
+        </w:rPr>
+        <w:t xml:space="preserve">Рязанцев: </w:t>
+      </w:r>
+      <w:r>
+        <w:rPr>
+          <w:rFonts w:ascii="Times New Roman" w:hAnsi="Times New Roman" w:eastAsia="Malgun Gothic"/>
+          <w:b w:val="0"/>
+          <w:i w:val="0"/>
+          <w:sz w:val="22"/>
+        </w:rPr>
+        <w:t>Тогда опубликуем их сами. Сегодня, короткой заметкой, до того как это вылезет где-нибудь на федеральном канале.</w:t>
+      </w:r>
+    </w:p>
+    <w:p>
+      <w:pPr>
+        <w:spacing w:before="0" w:after="110" w:line="300" w:lineRule="auto"/>
+      </w:pPr>
+      <w:r>
+        <w:rPr>
+          <w:rFonts w:ascii="Times New Roman" w:hAnsi="Times New Roman" w:eastAsia="Malgun Gothic"/>
+          <w:b/>
+          <w:i w:val="0"/>
+          <w:sz w:val="22"/>
+        </w:rPr>
+        <w:t xml:space="preserve">Дарья: </w:t>
+      </w:r>
+      <w:r>
+        <w:rPr>
+          <w:rFonts w:ascii="Times New Roman" w:hAnsi="Times New Roman" w:eastAsia="Malgun Gothic"/>
+          <w:b w:val="0"/>
+          <w:i w:val="0"/>
+          <w:sz w:val="22"/>
+        </w:rPr>
+        <w:t>Ударить первыми собственным прошлым… Отец бы посмеялся.</w:t>
+      </w:r>
+    </w:p>
+    <w:p>
+      <w:pPr>
+        <w:spacing w:before="0" w:after="110" w:line="300" w:lineRule="auto"/>
+      </w:pPr>
+      <w:r>
+        <w:rPr>
+          <w:rFonts w:ascii="Times New Roman" w:hAnsi="Times New Roman" w:eastAsia="Malgun Gothic"/>
+          <w:b/>
+          <w:i w:val="0"/>
+          <w:sz w:val="22"/>
+        </w:rPr>
+        <w:t xml:space="preserve">Лёша: </w:t>
+      </w:r>
+      <w:r>
+        <w:rPr>
+          <w:rFonts w:ascii="Times New Roman" w:hAnsi="Times New Roman" w:eastAsia="Malgun Gothic"/>
+          <w:b w:val="0"/>
+          <w:i w:val="0"/>
+          <w:sz w:val="22"/>
+        </w:rPr>
+        <w:t>Отец бы гордился. Как мой.</w:t>
+      </w:r>
+    </w:p>
+    <w:p>
+      <w:pPr>
+        <w:spacing w:before="0" w:after="110" w:line="300" w:lineRule="auto"/>
+      </w:pPr>
+      <w:r>
+        <w:rPr>
+          <w:rFonts w:ascii="Times New Roman" w:hAnsi="Times New Roman" w:eastAsia="Malgun Gothic"/>
+          <w:b/>
+          <w:i w:val="0"/>
+          <w:sz w:val="22"/>
+        </w:rPr>
+        <w:t xml:space="preserve">Дарья: </w:t>
+      </w:r>
+      <w:r>
+        <w:rPr>
+          <w:rFonts w:ascii="Times New Roman" w:hAnsi="Times New Roman" w:eastAsia="Malgun Gothic"/>
+          <w:b w:val="0"/>
+          <w:i/>
+          <w:color w:val="555555"/>
+          <w:sz w:val="22"/>
+        </w:rPr>
+        <w:t>(тихо)</w:t>
+      </w:r>
+      <w:r>
+        <w:rPr>
+          <w:rFonts w:ascii="Times New Roman" w:hAnsi="Times New Roman" w:eastAsia="Malgun Gothic"/>
+          <w:b w:val="0"/>
+          <w:i w:val="0"/>
+          <w:sz w:val="22"/>
+        </w:rPr>
         <w:t xml:space="preserve"> Да. Как твой.</w:t>
+      </w:r>
+    </w:p>
+    <w:p>
+      <w:pPr>
+        <w:spacing w:before="0" w:after="110" w:line="300" w:lineRule="auto"/>
+      </w:pPr>
+      <w:r>
+        <w:rPr>
+          <w:rFonts w:ascii="Times New Roman" w:hAnsi="Times New Roman" w:eastAsia="Malgun Gothic"/>
+          <w:b/>
+          <w:i w:val="0"/>
+          <w:sz w:val="22"/>
+        </w:rPr>
+        <w:t xml:space="preserve">Рязанцев: </w:t>
+      </w:r>
+      <w:r>
+        <w:rPr>
+          <w:rFonts w:ascii="Times New Roman" w:hAnsi="Times New Roman" w:eastAsia="Malgun Gothic"/>
+          <w:b w:val="0"/>
+          <w:i w:val="0"/>
+          <w:sz w:val="22"/>
+        </w:rPr>
+        <w:t>Заметку напишешь сама или дать кому-то?</w:t>
+      </w:r>
+    </w:p>
+    <w:p>
+      <w:pPr>
+        <w:spacing w:before="0" w:after="110" w:line="300" w:lineRule="auto"/>
+      </w:pPr>
+      <w:r>
+        <w:rPr>
+          <w:rFonts w:ascii="Times New Roman" w:hAnsi="Times New Roman" w:eastAsia="Malgun Gothic"/>
+          <w:b/>
+          <w:i w:val="0"/>
+          <w:sz w:val="22"/>
+        </w:rPr>
+        <w:t xml:space="preserve">Дарья: </w:t>
+      </w:r>
+      <w:r>
+        <w:rPr>
+          <w:rFonts w:ascii="Times New Roman" w:hAnsi="Times New Roman" w:eastAsia="Malgun Gothic"/>
+          <w:b w:val="0"/>
+          <w:i w:val="0"/>
+          <w:sz w:val="22"/>
+        </w:rPr>
+        <w:t>Сама. Это мой отец и моя фамилия. Кто-то другой напишет вежливо, а надо — точно.</w:t>
       </w:r>
     </w:p>
     <w:p>
@@ -1245,6 +1808,98 @@
     </w:p>
     <w:p>
       <w:pPr>
+        <w:spacing w:before="0" w:after="110" w:line="300" w:lineRule="auto"/>
+      </w:pPr>
+      <w:r>
+        <w:rPr>
+          <w:rFonts w:ascii="Times New Roman" w:hAnsi="Times New Roman" w:eastAsia="Malgun Gothic"/>
+          <w:b/>
+          <w:i w:val="0"/>
+          <w:sz w:val="22"/>
+        </w:rPr>
+        <w:t xml:space="preserve">Дарья: </w:t>
+      </w:r>
+      <w:r>
+        <w:rPr>
+          <w:rFonts w:ascii="Times New Roman" w:hAnsi="Times New Roman" w:eastAsia="Malgun Gothic"/>
+          <w:b w:val="0"/>
+          <w:i w:val="0"/>
+          <w:sz w:val="22"/>
+        </w:rPr>
+        <w:t>Как она?</w:t>
+      </w:r>
+    </w:p>
+    <w:p>
+      <w:pPr>
+        <w:spacing w:before="0" w:after="110" w:line="300" w:lineRule="auto"/>
+      </w:pPr>
+      <w:r>
+        <w:rPr>
+          <w:rFonts w:ascii="Times New Roman" w:hAnsi="Times New Roman" w:eastAsia="Malgun Gothic"/>
+          <w:b/>
+          <w:i w:val="0"/>
+          <w:sz w:val="22"/>
+        </w:rPr>
+        <w:t xml:space="preserve">Павел: </w:t>
+      </w:r>
+      <w:r>
+        <w:rPr>
+          <w:rFonts w:ascii="Times New Roman" w:hAnsi="Times New Roman" w:eastAsia="Malgun Gothic"/>
+          <w:b w:val="0"/>
+          <w:i w:val="0"/>
+          <w:sz w:val="22"/>
+        </w:rPr>
+        <w:t>Злится на меня за то, что я не сплю. И на себя за то, что тоже не спит. Нормально, в общем. По-семейному.</w:t>
+      </w:r>
+    </w:p>
+    <w:p>
+      <w:pPr>
+        <w:spacing w:before="0" w:after="110" w:line="300" w:lineRule="auto"/>
+      </w:pPr>
+      <w:r>
+        <w:rPr>
+          <w:rFonts w:ascii="Times New Roman" w:hAnsi="Times New Roman" w:eastAsia="Malgun Gothic"/>
+          <w:b/>
+          <w:i w:val="0"/>
+          <w:sz w:val="22"/>
+        </w:rPr>
+        <w:t xml:space="preserve">Дарья: </w:t>
+      </w:r>
+      <w:r>
+        <w:rPr>
+          <w:rFonts w:ascii="Times New Roman" w:hAnsi="Times New Roman" w:eastAsia="Malgun Gothic"/>
+          <w:b w:val="0"/>
+          <w:i w:val="0"/>
+          <w:sz w:val="22"/>
+        </w:rPr>
+        <w:t>Передай ей от меня… спасибо. За то, что отпускает тебя на эти звонки.</w:t>
+      </w:r>
+    </w:p>
+    <w:p>
+      <w:pPr>
+        <w:spacing w:before="0" w:after="110" w:line="300" w:lineRule="auto"/>
+      </w:pPr>
+      <w:r>
+        <w:rPr>
+          <w:rFonts w:ascii="Times New Roman" w:hAnsi="Times New Roman" w:eastAsia="Malgun Gothic"/>
+          <w:b/>
+          <w:i w:val="0"/>
+          <w:sz w:val="22"/>
+        </w:rPr>
+        <w:t xml:space="preserve">Павел: </w:t>
+      </w:r>
+      <w:r>
+        <w:rPr>
+          <w:rFonts w:ascii="Times New Roman" w:hAnsi="Times New Roman" w:eastAsia="Malgun Gothic"/>
+          <w:b w:val="0"/>
+          <w:i w:val="0"/>
+          <w:sz w:val="22"/>
+        </w:rPr>
+        <w:t>Передам. Она тебя, кстати, читает. Все статьи. Говорит, ты пишешь так, будто говоришь с ней на кухне.</w:t>
+      </w:r>
+    </w:p>
+    <w:p>
+      <w:pPr>
         <w:keepNext/>
         <w:spacing w:before="320" w:after="140"/>
       </w:pPr>
@@ -1421,6 +2076,131 @@
     </w:p>
     <w:p>
       <w:pPr>
+        <w:spacing w:before="0" w:after="110" w:line="300" w:lineRule="auto"/>
+      </w:pPr>
+      <w:r>
+        <w:rPr>
+          <w:rFonts w:ascii="Times New Roman" w:hAnsi="Times New Roman" w:eastAsia="Malgun Gothic"/>
+          <w:b/>
+          <w:i w:val="0"/>
+          <w:sz w:val="22"/>
+        </w:rPr>
+        <w:t xml:space="preserve">Лёша: </w:t>
+      </w:r>
+      <w:r>
+        <w:rPr>
+          <w:rFonts w:ascii="Times New Roman" w:hAnsi="Times New Roman" w:eastAsia="Malgun Gothic"/>
+          <w:b w:val="0"/>
+          <w:i/>
+          <w:color w:val="555555"/>
+          <w:sz w:val="22"/>
+        </w:rPr>
+        <w:t>(в трубке, сразу напряжённо)</w:t>
+      </w:r>
+      <w:r>
+        <w:rPr>
+          <w:rFonts w:ascii="Times New Roman" w:hAnsi="Times New Roman" w:eastAsia="Malgun Gothic"/>
+          <w:b w:val="0"/>
+          <w:i w:val="0"/>
+          <w:sz w:val="22"/>
+        </w:rPr>
+        <w:t xml:space="preserve"> Что сказали? Дословно.</w:t>
+      </w:r>
+    </w:p>
+    <w:p>
+      <w:pPr>
+        <w:spacing w:before="0" w:after="110" w:line="300" w:lineRule="auto"/>
+      </w:pPr>
+      <w:r>
+        <w:rPr>
+          <w:rFonts w:ascii="Times New Roman" w:hAnsi="Times New Roman" w:eastAsia="Malgun Gothic"/>
+          <w:b/>
+          <w:i w:val="0"/>
+          <w:sz w:val="22"/>
+        </w:rPr>
+        <w:t xml:space="preserve">Дарья: </w:t>
+      </w:r>
+      <w:r>
+        <w:rPr>
+          <w:rFonts w:ascii="Times New Roman" w:hAnsi="Times New Roman" w:eastAsia="Malgun Gothic"/>
+          <w:b w:val="0"/>
+          <w:i w:val="0"/>
+          <w:sz w:val="22"/>
+        </w:rPr>
+        <w:t>Что статья может «плохо кончиться». Для меня лично. И что отец в своё время не послушал похожего совета.</w:t>
+      </w:r>
+    </w:p>
+    <w:p>
+      <w:pPr>
+        <w:spacing w:before="0" w:after="110" w:line="300" w:lineRule="auto"/>
+      </w:pPr>
+      <w:r>
+        <w:rPr>
+          <w:rFonts w:ascii="Times New Roman" w:hAnsi="Times New Roman" w:eastAsia="Malgun Gothic"/>
+          <w:b/>
+          <w:i w:val="0"/>
+          <w:sz w:val="22"/>
+        </w:rPr>
+        <w:t xml:space="preserve">Лёша: </w:t>
+      </w:r>
+      <w:r>
+        <w:rPr>
+          <w:rFonts w:ascii="Times New Roman" w:hAnsi="Times New Roman" w:eastAsia="Malgun Gothic"/>
+          <w:b w:val="0"/>
+          <w:i w:val="0"/>
+          <w:sz w:val="22"/>
+        </w:rPr>
+        <w:t>Ты где сейчас? Одна?</w:t>
+      </w:r>
+    </w:p>
+    <w:p>
+      <w:pPr>
+        <w:spacing w:before="0" w:after="110" w:line="300" w:lineRule="auto"/>
+      </w:pPr>
+      <w:r>
+        <w:rPr>
+          <w:rFonts w:ascii="Times New Roman" w:hAnsi="Times New Roman" w:eastAsia="Malgun Gothic"/>
+          <w:b/>
+          <w:i w:val="0"/>
+          <w:sz w:val="22"/>
+        </w:rPr>
+        <w:t xml:space="preserve">Дарья: </w:t>
+      </w:r>
+      <w:r>
+        <w:rPr>
+          <w:rFonts w:ascii="Times New Roman" w:hAnsi="Times New Roman" w:eastAsia="Malgun Gothic"/>
+          <w:b w:val="0"/>
+          <w:i w:val="0"/>
+          <w:sz w:val="22"/>
+        </w:rPr>
+        <w:t>Дома. Волонтёр Кати внизу, в машине. Алексей, у меня руки трясутся. Я двенадцать лет в профессии, мне сто раз угрожали, а руки трясутся впервые.</w:t>
+      </w:r>
+    </w:p>
+    <w:p>
+      <w:pPr>
+        <w:spacing w:before="0" w:after="110" w:line="300" w:lineRule="auto"/>
+      </w:pPr>
+      <w:r>
+        <w:rPr>
+          <w:rFonts w:ascii="Times New Roman" w:hAnsi="Times New Roman" w:eastAsia="Malgun Gothic"/>
+          <w:b/>
+          <w:i w:val="0"/>
+          <w:sz w:val="22"/>
+        </w:rPr>
+        <w:t xml:space="preserve">Лёша: </w:t>
+      </w:r>
+      <w:r>
+        <w:rPr>
+          <w:rFonts w:ascii="Times New Roman" w:hAnsi="Times New Roman" w:eastAsia="Malgun Gothic"/>
+          <w:b w:val="0"/>
+          <w:i w:val="0"/>
+          <w:sz w:val="22"/>
+        </w:rPr>
+        <w:t>Потому что впервые угрожают отцом. Я еду.</w:t>
+      </w:r>
+    </w:p>
+    <w:p>
+      <w:pPr>
         <w:keepNext/>
         <w:spacing w:before="320" w:after="140"/>
       </w:pPr>
@@ -1626,6 +2406,85 @@
           <w:i w:val="0"/>
           <w:sz w:val="22"/>
         </w:rPr>
+        <w:t>Ты это сам придумал?</w:t>
+      </w:r>
+    </w:p>
+    <w:p>
+      <w:pPr>
+        <w:spacing w:before="0" w:after="110" w:line="300" w:lineRule="auto"/>
+      </w:pPr>
+      <w:r>
+        <w:rPr>
+          <w:rFonts w:ascii="Times New Roman" w:hAnsi="Times New Roman" w:eastAsia="Malgun Gothic"/>
+          <w:b/>
+          <w:i w:val="0"/>
+          <w:sz w:val="22"/>
+        </w:rPr>
+        <w:t xml:space="preserve">Лёша: </w:t>
+      </w:r>
+      <w:r>
+        <w:rPr>
+          <w:rFonts w:ascii="Times New Roman" w:hAnsi="Times New Roman" w:eastAsia="Malgun Gothic"/>
+          <w:b w:val="0"/>
+          <w:i w:val="0"/>
+          <w:sz w:val="22"/>
+        </w:rPr>
+        <w:t>Только что. Не цитируй меня, я кандидат, мне нельзя импровизировать.</w:t>
+      </w:r>
+    </w:p>
+    <w:p>
+      <w:pPr>
+        <w:spacing w:before="0" w:after="110" w:line="300" w:lineRule="auto"/>
+      </w:pPr>
+      <w:r>
+        <w:rPr>
+          <w:rFonts w:ascii="Times New Roman" w:hAnsi="Times New Roman" w:eastAsia="Malgun Gothic"/>
+          <w:b/>
+          <w:i w:val="0"/>
+          <w:sz w:val="22"/>
+        </w:rPr>
+        <w:t xml:space="preserve">Дарья: </w:t>
+      </w:r>
+      <w:r>
+        <w:rPr>
+          <w:rFonts w:ascii="Times New Roman" w:hAnsi="Times New Roman" w:eastAsia="Malgun Gothic"/>
+          <w:b w:val="0"/>
+          <w:i/>
+          <w:color w:val="555555"/>
+          <w:sz w:val="22"/>
+        </w:rPr>
+        <w:t>(впервые за вечер смеётся)</w:t>
+      </w:r>
+      <w:r>
+        <w:rPr>
+          <w:rFonts w:ascii="Times New Roman" w:hAnsi="Times New Roman" w:eastAsia="Malgun Gothic"/>
+          <w:b w:val="0"/>
+          <w:i w:val="0"/>
+          <w:sz w:val="22"/>
+        </w:rPr>
+        <w:t xml:space="preserve"> Поздно. Уже записала.</w:t>
+      </w:r>
+    </w:p>
+    <w:p>
+      <w:pPr>
+        <w:spacing w:before="0" w:after="110" w:line="300" w:lineRule="auto"/>
+      </w:pPr>
+      <w:r>
+        <w:rPr>
+          <w:rFonts w:ascii="Times New Roman" w:hAnsi="Times New Roman" w:eastAsia="Malgun Gothic"/>
+          <w:b/>
+          <w:i w:val="0"/>
+          <w:sz w:val="22"/>
+        </w:rPr>
+        <w:t xml:space="preserve">Дарья: </w:t>
+      </w:r>
+      <w:r>
+        <w:rPr>
+          <w:rFonts w:ascii="Times New Roman" w:hAnsi="Times New Roman" w:eastAsia="Malgun Gothic"/>
+          <w:b w:val="0"/>
+          <w:i w:val="0"/>
+          <w:sz w:val="22"/>
+        </w:rPr>
         <w:t>Вот именно. Статья выйдет. Просто прими дополнительные меры вместе со мной — резервные копии на трёх разных серверах, нотариус с датированной версией текста на случай, если со мной что-то случится до публикации.</w:t>
       </w:r>
     </w:p>
@@ -1837,6 +2696,95 @@
     </w:p>
     <w:p>
       <w:pPr>
+        <w:spacing w:before="0" w:after="110" w:line="300" w:lineRule="auto"/>
+      </w:pPr>
+      <w:r>
+        <w:rPr>
+          <w:rFonts w:ascii="Times New Roman" w:hAnsi="Times New Roman" w:eastAsia="Malgun Gothic"/>
+          <w:b/>
+          <w:i w:val="0"/>
+          <w:sz w:val="22"/>
+        </w:rPr>
+        <w:t xml:space="preserve">Рязанцев: </w:t>
+      </w:r>
+      <w:r>
+        <w:rPr>
+          <w:rFonts w:ascii="Times New Roman" w:hAnsi="Times New Roman" w:eastAsia="Malgun Gothic"/>
+          <w:b w:val="0"/>
+          <w:i/>
+          <w:color w:val="555555"/>
+          <w:sz w:val="22"/>
+        </w:rPr>
+        <w:t>(когда Катя отключается)</w:t>
+      </w:r>
+      <w:r>
+        <w:rPr>
+          <w:rFonts w:ascii="Times New Roman" w:hAnsi="Times New Roman" w:eastAsia="Malgun Gothic"/>
+          <w:b w:val="0"/>
+          <w:i w:val="0"/>
+          <w:sz w:val="22"/>
+        </w:rPr>
+        <w:t xml:space="preserve"> Дарья, я должен спросить. Не как редактор. Ты не хочешь отдать материал кому-то другому? Подпишем редакцией. Без твоего имени.</w:t>
+      </w:r>
+    </w:p>
+    <w:p>
+      <w:pPr>
+        <w:spacing w:before="0" w:after="110" w:line="300" w:lineRule="auto"/>
+      </w:pPr>
+      <w:r>
+        <w:rPr>
+          <w:rFonts w:ascii="Times New Roman" w:hAnsi="Times New Roman" w:eastAsia="Malgun Gothic"/>
+          <w:b/>
+          <w:i w:val="0"/>
+          <w:sz w:val="22"/>
+        </w:rPr>
+        <w:t xml:space="preserve">Дарья: </w:t>
+      </w:r>
+      <w:r>
+        <w:rPr>
+          <w:rFonts w:ascii="Times New Roman" w:hAnsi="Times New Roman" w:eastAsia="Malgun Gothic"/>
+          <w:b w:val="0"/>
+          <w:i w:val="0"/>
+          <w:sz w:val="22"/>
+        </w:rPr>
+        <w:t>Нет, Лев Аркадьевич. Если я уберу своё имя, они решат, что напугали меня. А напуганных добивают быстрее.</w:t>
+      </w:r>
+    </w:p>
+    <w:p>
+      <w:pPr>
+        <w:spacing w:before="0" w:after="110" w:line="300" w:lineRule="auto"/>
+      </w:pPr>
+      <w:r>
+        <w:rPr>
+          <w:rFonts w:ascii="Times New Roman" w:hAnsi="Times New Roman" w:eastAsia="Malgun Gothic"/>
+          <w:b/>
+          <w:i w:val="0"/>
+          <w:sz w:val="22"/>
+        </w:rPr>
+        <w:t xml:space="preserve">Рязанцев: </w:t>
+      </w:r>
+      <w:r>
+        <w:rPr>
+          <w:rFonts w:ascii="Times New Roman" w:hAnsi="Times New Roman" w:eastAsia="Malgun Gothic"/>
+          <w:b w:val="0"/>
+          <w:i/>
+          <w:color w:val="555555"/>
+          <w:sz w:val="22"/>
+        </w:rPr>
+        <w:t>(тяжело кивает)</w:t>
+      </w:r>
+      <w:r>
+        <w:rPr>
+          <w:rFonts w:ascii="Times New Roman" w:hAnsi="Times New Roman" w:eastAsia="Malgun Gothic"/>
+          <w:b w:val="0"/>
+          <w:i w:val="0"/>
+          <w:sz w:val="22"/>
+        </w:rPr>
+        <w:t xml:space="preserve"> Вот этого я и боялся. Что ты ответишь именно так.</w:t>
+      </w:r>
+    </w:p>
+    <w:p>
+      <w:pPr>
         <w:keepNext/>
         <w:spacing w:before="320" w:after="140"/>
       </w:pPr>
@@ -1848,7 +2796,7 @@
           <w:color w:val="1F3864"/>
           <w:sz w:val="26"/>
         </w:rPr>
-        <w:t>장면 9 — 원고 확정의 밤</w:t>
+        <w:t>장면 9 — 공증 사무소</w:t>
       </w:r>
     </w:p>
     <w:p>
@@ -1862,131 +2810,7 @@
           <w:i w:val="0"/>
           <w:sz w:val="22"/>
         </w:rPr>
-        <w:t xml:space="preserve">Лёша: </w:t>
-      </w:r>
-      <w:r>
-        <w:rPr>
-          <w:rFonts w:ascii="Times New Roman" w:hAnsi="Times New Roman" w:eastAsia="Malgun Gothic"/>
-          <w:b w:val="0"/>
-          <w:i w:val="0"/>
-          <w:sz w:val="22"/>
-        </w:rPr>
-        <w:t>Как ты?</w:t>
-      </w:r>
-    </w:p>
-    <w:p>
-      <w:pPr>
-        <w:spacing w:before="0" w:after="110" w:line="300" w:lineRule="auto"/>
-      </w:pPr>
-      <w:r>
-        <w:rPr>
-          <w:rFonts w:ascii="Times New Roman" w:hAnsi="Times New Roman" w:eastAsia="Malgun Gothic"/>
-          <w:b/>
-          <w:i w:val="0"/>
-          <w:sz w:val="22"/>
-        </w:rPr>
-        <w:t xml:space="preserve">Дарья: </w:t>
-      </w:r>
-      <w:r>
-        <w:rPr>
-          <w:rFonts w:ascii="Times New Roman" w:hAnsi="Times New Roman" w:eastAsia="Malgun Gothic"/>
-          <w:b w:val="0"/>
-          <w:i w:val="0"/>
-          <w:sz w:val="22"/>
-        </w:rPr>
-        <w:t>Готова. Страшно, но готова. Юристы дочитают через неделю, дата стоит в плане: за четыре дня до голосования, ровно в шесть утра.</w:t>
-      </w:r>
-    </w:p>
-    <w:p>
-      <w:pPr>
-        <w:spacing w:before="0" w:after="110" w:line="300" w:lineRule="auto"/>
-      </w:pPr>
-      <w:r>
-        <w:rPr>
-          <w:rFonts w:ascii="Times New Roman" w:hAnsi="Times New Roman" w:eastAsia="Malgun Gothic"/>
-          <w:b/>
-          <w:i w:val="0"/>
-          <w:sz w:val="22"/>
-        </w:rPr>
-        <w:t xml:space="preserve">Лёша: </w:t>
-      </w:r>
-      <w:r>
-        <w:rPr>
-          <w:rFonts w:ascii="Times New Roman" w:hAnsi="Times New Roman" w:eastAsia="Malgun Gothic"/>
-          <w:b w:val="0"/>
-          <w:i w:val="0"/>
-          <w:sz w:val="22"/>
-        </w:rPr>
-        <w:t>Одновременно на сайте и в бумаге?</w:t>
-      </w:r>
-    </w:p>
-    <w:p>
-      <w:pPr>
-        <w:spacing w:before="0" w:after="110" w:line="300" w:lineRule="auto"/>
-      </w:pPr>
-      <w:r>
-        <w:rPr>
-          <w:rFonts w:ascii="Times New Roman" w:hAnsi="Times New Roman" w:eastAsia="Malgun Gothic"/>
-          <w:b/>
-          <w:i w:val="0"/>
-          <w:sz w:val="22"/>
-        </w:rPr>
-        <w:t xml:space="preserve">Дарья: </w:t>
-      </w:r>
-      <w:r>
-        <w:rPr>
-          <w:rFonts w:ascii="Times New Roman" w:hAnsi="Times New Roman" w:eastAsia="Malgun Gothic"/>
-          <w:b w:val="0"/>
-          <w:i w:val="0"/>
-          <w:sz w:val="22"/>
-        </w:rPr>
-        <w:t>Одновременно. Чтобы сложнее было заблокировать или изъять тираж. И если Паша достанет то, что обещал по участкам, — добавлю отдельный раздел о фальсификациях.</w:t>
-      </w:r>
-    </w:p>
-    <w:p>
-      <w:pPr>
-        <w:spacing w:before="0" w:after="110" w:line="300" w:lineRule="auto"/>
-      </w:pPr>
-      <w:r>
-        <w:rPr>
-          <w:rFonts w:ascii="Times New Roman" w:hAnsi="Times New Roman" w:eastAsia="Malgun Gothic"/>
-          <w:b/>
-          <w:i w:val="0"/>
-          <w:sz w:val="22"/>
-        </w:rPr>
-        <w:t xml:space="preserve">Лёша: </w:t>
-      </w:r>
-      <w:r>
-        <w:rPr>
-          <w:rFonts w:ascii="Times New Roman" w:hAnsi="Times New Roman" w:eastAsia="Malgun Gothic"/>
-          <w:b w:val="0"/>
-          <w:i w:val="0"/>
-          <w:sz w:val="22"/>
-        </w:rPr>
-        <w:t>Что бы ни случилось — я рядом. Обещаю.</w:t>
-      </w:r>
-    </w:p>
-    <w:p>
-      <w:pPr>
-        <w:spacing w:before="0" w:after="110" w:line="300" w:lineRule="auto"/>
-      </w:pPr>
-      <w:r>
-        <w:rPr>
-          <w:rFonts w:ascii="Times New Roman" w:hAnsi="Times New Roman" w:eastAsia="Malgun Gothic"/>
-          <w:b/>
-          <w:i w:val="0"/>
-          <w:sz w:val="22"/>
-        </w:rPr>
-        <w:t xml:space="preserve">Дарья: </w:t>
-      </w:r>
-      <w:r>
-        <w:rPr>
-          <w:rFonts w:ascii="Times New Roman" w:hAnsi="Times New Roman" w:eastAsia="Malgun Gothic"/>
-          <w:b w:val="0"/>
-          <w:i w:val="0"/>
-          <w:sz w:val="22"/>
-        </w:rPr>
-        <w:t xml:space="preserve">Знаю. </w:t>
+        <w:t xml:space="preserve">Нотариус: </w:t>
       </w:r>
       <w:r>
         <w:rPr>
@@ -1996,7 +2820,7 @@
           <w:color w:val="555555"/>
           <w:sz w:val="22"/>
         </w:rPr>
-        <w:t>(пауза, серьёзно)</w:t>
+        <w:t>(листает толстую распечатку)</w:t>
       </w:r>
       <w:r>
         <w:rPr>
@@ -2005,7 +2829,7 @@
           <w:i w:val="0"/>
           <w:sz w:val="22"/>
         </w:rPr>
-        <w:t xml:space="preserve"> Алексей, если со мной что-то случится после публикации — обещай, что материал всё равно дойдёт до людей. Не дай ему потеряться в панике.</w:t>
+        <w:t xml:space="preserve"> Сто двенадцать страниц. Каждую заверяем отдельно или сшиваем?</w:t>
       </w:r>
     </w:p>
     <w:p>
@@ -2019,7 +2843,7 @@
           <w:i w:val="0"/>
           <w:sz w:val="22"/>
         </w:rPr>
-        <w:t xml:space="preserve">Лёша: </w:t>
+        <w:t xml:space="preserve">Дарья: </w:t>
       </w:r>
       <w:r>
         <w:rPr>
@@ -2028,7 +2852,7 @@
           <w:i w:val="0"/>
           <w:sz w:val="22"/>
         </w:rPr>
-        <w:t>Не говори так. Ничего с тобой не случится.</w:t>
+        <w:t>Сшиваем. И на каждом листе — ваша печать на стыке, чтобы нельзя было подменить страницу.</w:t>
       </w:r>
     </w:p>
     <w:p>
@@ -2042,30 +2866,7 @@
           <w:i w:val="0"/>
           <w:sz w:val="22"/>
         </w:rPr>
-        <w:t xml:space="preserve">Дарья: </w:t>
-      </w:r>
-      <w:r>
-        <w:rPr>
-          <w:rFonts w:ascii="Times New Roman" w:hAnsi="Times New Roman" w:eastAsia="Malgun Gothic"/>
-          <w:b w:val="0"/>
-          <w:i w:val="0"/>
-          <w:sz w:val="22"/>
-        </w:rPr>
-        <w:t>Обещай мне, Алексей. Пожалуйста.</w:t>
-      </w:r>
-    </w:p>
-    <w:p>
-      <w:pPr>
-        <w:spacing w:before="0" w:after="110" w:line="300" w:lineRule="auto"/>
-      </w:pPr>
-      <w:r>
-        <w:rPr>
-          <w:rFonts w:ascii="Times New Roman" w:hAnsi="Times New Roman" w:eastAsia="Malgun Gothic"/>
-          <w:b/>
-          <w:i w:val="0"/>
-          <w:sz w:val="22"/>
-        </w:rPr>
-        <w:t xml:space="preserve">Лёша: </w:t>
+        <w:t xml:space="preserve">Нотариус: </w:t>
       </w:r>
       <w:r>
         <w:rPr>
@@ -2075,7 +2876,7 @@
           <w:color w:val="555555"/>
           <w:sz w:val="22"/>
         </w:rPr>
-        <w:t>(после долгой, тяжёлой паузы)</w:t>
+        <w:t>(поднимает глаза)</w:t>
       </w:r>
       <w:r>
         <w:rPr>
@@ -2084,7 +2885,175 @@
           <w:i w:val="0"/>
           <w:sz w:val="22"/>
         </w:rPr>
-        <w:t xml:space="preserve"> Обещаю.</w:t>
+        <w:t xml:space="preserve"> Вы, я смотрю, знаете, как это делается.</w:t>
+      </w:r>
+    </w:p>
+    <w:p>
+      <w:pPr>
+        <w:spacing w:before="0" w:after="110" w:line="300" w:lineRule="auto"/>
+      </w:pPr>
+      <w:r>
+        <w:rPr>
+          <w:rFonts w:ascii="Times New Roman" w:hAnsi="Times New Roman" w:eastAsia="Malgun Gothic"/>
+          <w:b/>
+          <w:i w:val="0"/>
+          <w:sz w:val="22"/>
+        </w:rPr>
+        <w:t xml:space="preserve">Дарья: </w:t>
+      </w:r>
+      <w:r>
+        <w:rPr>
+          <w:rFonts w:ascii="Times New Roman" w:hAnsi="Times New Roman" w:eastAsia="Malgun Gothic"/>
+          <w:b w:val="0"/>
+          <w:i w:val="0"/>
+          <w:sz w:val="22"/>
+        </w:rPr>
+        <w:t>Отец научил. Он свои рукописи всегда сшивал сам, суровой ниткой, — говорил, что бумага, которую нельзя разобрать, живёт дольше.</w:t>
+      </w:r>
+    </w:p>
+    <w:p>
+      <w:pPr>
+        <w:spacing w:before="0" w:after="110" w:line="300" w:lineRule="auto"/>
+      </w:pPr>
+      <w:r>
+        <w:rPr>
+          <w:rFonts w:ascii="Times New Roman" w:hAnsi="Times New Roman" w:eastAsia="Malgun Gothic"/>
+          <w:b/>
+          <w:i w:val="0"/>
+          <w:sz w:val="22"/>
+        </w:rPr>
+        <w:t xml:space="preserve">Нотариус: </w:t>
+      </w:r>
+      <w:r>
+        <w:rPr>
+          <w:rFonts w:ascii="Times New Roman" w:hAnsi="Times New Roman" w:eastAsia="Malgun Gothic"/>
+          <w:b w:val="0"/>
+          <w:i/>
+          <w:color w:val="555555"/>
+          <w:sz w:val="22"/>
+        </w:rPr>
+        <w:t>(читает заголовок, медлит)</w:t>
+      </w:r>
+      <w:r>
+        <w:rPr>
+          <w:rFonts w:ascii="Times New Roman" w:hAnsi="Times New Roman" w:eastAsia="Malgun Gothic"/>
+          <w:b w:val="0"/>
+          <w:i w:val="0"/>
+          <w:sz w:val="22"/>
+        </w:rPr>
+        <w:t xml:space="preserve"> Госпожа Волкова… Я обязана заверить документ, а не читать его. Но, если позволите, скажу: у меня сын работает в областной администрации.</w:t>
+      </w:r>
+    </w:p>
+    <w:p>
+      <w:pPr>
+        <w:spacing w:before="0" w:after="110" w:line="300" w:lineRule="auto"/>
+      </w:pPr>
+      <w:r>
+        <w:rPr>
+          <w:rFonts w:ascii="Times New Roman" w:hAnsi="Times New Roman" w:eastAsia="Malgun Gothic"/>
+          <w:b/>
+          <w:i w:val="0"/>
+          <w:sz w:val="22"/>
+        </w:rPr>
+        <w:t xml:space="preserve">Дарья: </w:t>
+      </w:r>
+      <w:r>
+        <w:rPr>
+          <w:rFonts w:ascii="Times New Roman" w:hAnsi="Times New Roman" w:eastAsia="Malgun Gothic"/>
+          <w:b w:val="0"/>
+          <w:i w:val="0"/>
+          <w:sz w:val="22"/>
+        </w:rPr>
+        <w:t>Мне уйти к другому нотариусу?</w:t>
+      </w:r>
+    </w:p>
+    <w:p>
+      <w:pPr>
+        <w:spacing w:before="0" w:after="110" w:line="300" w:lineRule="auto"/>
+      </w:pPr>
+      <w:r>
+        <w:rPr>
+          <w:rFonts w:ascii="Times New Roman" w:hAnsi="Times New Roman" w:eastAsia="Malgun Gothic"/>
+          <w:b/>
+          <w:i w:val="0"/>
+          <w:sz w:val="22"/>
+        </w:rPr>
+        <w:t xml:space="preserve">Нотариус: </w:t>
+      </w:r>
+      <w:r>
+        <w:rPr>
+          <w:rFonts w:ascii="Times New Roman" w:hAnsi="Times New Roman" w:eastAsia="Malgun Gothic"/>
+          <w:b w:val="0"/>
+          <w:i/>
+          <w:color w:val="555555"/>
+          <w:sz w:val="22"/>
+        </w:rPr>
+        <w:t>(ставит печать)</w:t>
+      </w:r>
+      <w:r>
+        <w:rPr>
+          <w:rFonts w:ascii="Times New Roman" w:hAnsi="Times New Roman" w:eastAsia="Malgun Gothic"/>
+          <w:b w:val="0"/>
+          <w:i w:val="0"/>
+          <w:sz w:val="22"/>
+        </w:rPr>
+        <w:t xml:space="preserve"> Нет. Я хотел сказать, что он давно говорит дома то же самое, что написано на первой странице. Только шёпотом.</w:t>
+      </w:r>
+    </w:p>
+    <w:p>
+      <w:pPr>
+        <w:spacing w:before="0" w:after="110" w:line="300" w:lineRule="auto"/>
+      </w:pPr>
+      <w:r>
+        <w:rPr>
+          <w:rFonts w:ascii="Times New Roman" w:hAnsi="Times New Roman" w:eastAsia="Malgun Gothic"/>
+          <w:b/>
+          <w:i w:val="0"/>
+          <w:sz w:val="22"/>
+        </w:rPr>
+        <w:t xml:space="preserve">Дарья: </w:t>
+      </w:r>
+      <w:r>
+        <w:rPr>
+          <w:rFonts w:ascii="Times New Roman" w:hAnsi="Times New Roman" w:eastAsia="Malgun Gothic"/>
+          <w:b w:val="0"/>
+          <w:i/>
+          <w:color w:val="555555"/>
+          <w:sz w:val="22"/>
+        </w:rPr>
+        <w:t>(тихо)</w:t>
+      </w:r>
+      <w:r>
+        <w:rPr>
+          <w:rFonts w:ascii="Times New Roman" w:hAnsi="Times New Roman" w:eastAsia="Malgun Gothic"/>
+          <w:b w:val="0"/>
+          <w:i w:val="0"/>
+          <w:sz w:val="22"/>
+        </w:rPr>
+        <w:t xml:space="preserve"> Спасибо.</w:t>
+      </w:r>
+    </w:p>
+    <w:p>
+      <w:pPr>
+        <w:spacing w:before="0" w:after="110" w:line="300" w:lineRule="auto"/>
+      </w:pPr>
+      <w:r>
+        <w:rPr>
+          <w:rFonts w:ascii="Times New Roman" w:hAnsi="Times New Roman" w:eastAsia="Malgun Gothic"/>
+          <w:b/>
+          <w:i w:val="0"/>
+          <w:sz w:val="22"/>
+        </w:rPr>
+        <w:t xml:space="preserve">Нотариус: </w:t>
+      </w:r>
+      <w:r>
+        <w:rPr>
+          <w:rFonts w:ascii="Times New Roman" w:hAnsi="Times New Roman" w:eastAsia="Malgun Gothic"/>
+          <w:b w:val="0"/>
+          <w:i w:val="0"/>
+          <w:sz w:val="22"/>
+        </w:rPr>
+        <w:t>Три экземпляра, дата и время — четырнадцать тридцать семь. Берегите себя.</w:t>
       </w:r>
     </w:p>
     <w:p>
@@ -2100,12 +3069,12 @@
           <w:color w:val="1F3864"/>
           <w:sz w:val="26"/>
         </w:rPr>
-        <w:t>핵심 문학 인용</w:t>
+        <w:t>장면 10 — 원고 확정의 밤</w:t>
       </w:r>
     </w:p>
     <w:p>
       <w:pPr>
-        <w:spacing w:before="0" w:after="120"/>
+        <w:spacing w:before="0" w:after="110" w:line="300" w:lineRule="auto"/>
       </w:pPr>
       <w:r>
         <w:rPr>
@@ -2114,7 +3083,436 @@
           <w:i w:val="0"/>
           <w:sz w:val="22"/>
         </w:rPr>
-        <w:t>Булгаков, «Мастер и Маргарита» (1928–1940): «Рукописи не горят»</w:t>
+        <w:t xml:space="preserve">Лёша: </w:t>
+      </w:r>
+      <w:r>
+        <w:rPr>
+          <w:rFonts w:ascii="Times New Roman" w:hAnsi="Times New Roman" w:eastAsia="Malgun Gothic"/>
+          <w:b w:val="0"/>
+          <w:i w:val="0"/>
+          <w:sz w:val="22"/>
+        </w:rPr>
+        <w:t>Как ты?</w:t>
+      </w:r>
+    </w:p>
+    <w:p>
+      <w:pPr>
+        <w:spacing w:before="0" w:after="110" w:line="300" w:lineRule="auto"/>
+      </w:pPr>
+      <w:r>
+        <w:rPr>
+          <w:rFonts w:ascii="Times New Roman" w:hAnsi="Times New Roman" w:eastAsia="Malgun Gothic"/>
+          <w:b/>
+          <w:i w:val="0"/>
+          <w:sz w:val="22"/>
+        </w:rPr>
+        <w:t xml:space="preserve">Дарья: </w:t>
+      </w:r>
+      <w:r>
+        <w:rPr>
+          <w:rFonts w:ascii="Times New Roman" w:hAnsi="Times New Roman" w:eastAsia="Malgun Gothic"/>
+          <w:b w:val="0"/>
+          <w:i w:val="0"/>
+          <w:sz w:val="22"/>
+        </w:rPr>
+        <w:t>Готова. Страшно, но готова. Юристы дочитают через неделю, дата стоит в плане: за четыре дня до голосования, ровно в шесть утра.</w:t>
+      </w:r>
+    </w:p>
+    <w:p>
+      <w:pPr>
+        <w:spacing w:before="0" w:after="110" w:line="300" w:lineRule="auto"/>
+      </w:pPr>
+      <w:r>
+        <w:rPr>
+          <w:rFonts w:ascii="Times New Roman" w:hAnsi="Times New Roman" w:eastAsia="Malgun Gothic"/>
+          <w:b/>
+          <w:i w:val="0"/>
+          <w:sz w:val="22"/>
+        </w:rPr>
+        <w:t xml:space="preserve">Лёша: </w:t>
+      </w:r>
+      <w:r>
+        <w:rPr>
+          <w:rFonts w:ascii="Times New Roman" w:hAnsi="Times New Roman" w:eastAsia="Malgun Gothic"/>
+          <w:b w:val="0"/>
+          <w:i w:val="0"/>
+          <w:sz w:val="22"/>
+        </w:rPr>
+        <w:t>Одновременно на сайте и в бумаге?</w:t>
+      </w:r>
+    </w:p>
+    <w:p>
+      <w:pPr>
+        <w:spacing w:before="0" w:after="110" w:line="300" w:lineRule="auto"/>
+      </w:pPr>
+      <w:r>
+        <w:rPr>
+          <w:rFonts w:ascii="Times New Roman" w:hAnsi="Times New Roman" w:eastAsia="Malgun Gothic"/>
+          <w:b/>
+          <w:i w:val="0"/>
+          <w:sz w:val="22"/>
+        </w:rPr>
+        <w:t xml:space="preserve">Дарья: </w:t>
+      </w:r>
+      <w:r>
+        <w:rPr>
+          <w:rFonts w:ascii="Times New Roman" w:hAnsi="Times New Roman" w:eastAsia="Malgun Gothic"/>
+          <w:b w:val="0"/>
+          <w:i w:val="0"/>
+          <w:sz w:val="22"/>
+        </w:rPr>
+        <w:t>Лев Аркадьевич заказал тираж в другой типографии, в соседней области. Чтобы наши не успели «сломать станок».</w:t>
+      </w:r>
+    </w:p>
+    <w:p>
+      <w:pPr>
+        <w:spacing w:before="0" w:after="110" w:line="300" w:lineRule="auto"/>
+      </w:pPr>
+      <w:r>
+        <w:rPr>
+          <w:rFonts w:ascii="Times New Roman" w:hAnsi="Times New Roman" w:eastAsia="Malgun Gothic"/>
+          <w:b/>
+          <w:i w:val="0"/>
+          <w:sz w:val="22"/>
+        </w:rPr>
+        <w:t xml:space="preserve">Лёша: </w:t>
+      </w:r>
+      <w:r>
+        <w:rPr>
+          <w:rFonts w:ascii="Times New Roman" w:hAnsi="Times New Roman" w:eastAsia="Malgun Gothic"/>
+          <w:b w:val="0"/>
+          <w:i w:val="0"/>
+          <w:sz w:val="22"/>
+        </w:rPr>
+        <w:t>Он предусмотрителен.</w:t>
+      </w:r>
+    </w:p>
+    <w:p>
+      <w:pPr>
+        <w:spacing w:before="0" w:after="110" w:line="300" w:lineRule="auto"/>
+      </w:pPr>
+      <w:r>
+        <w:rPr>
+          <w:rFonts w:ascii="Times New Roman" w:hAnsi="Times New Roman" w:eastAsia="Malgun Gothic"/>
+          <w:b/>
+          <w:i w:val="0"/>
+          <w:sz w:val="22"/>
+        </w:rPr>
+        <w:t xml:space="preserve">Дарья: </w:t>
+      </w:r>
+      <w:r>
+        <w:rPr>
+          <w:rFonts w:ascii="Times New Roman" w:hAnsi="Times New Roman" w:eastAsia="Malgun Gothic"/>
+          <w:b w:val="0"/>
+          <w:i w:val="0"/>
+          <w:sz w:val="22"/>
+        </w:rPr>
+        <w:t>Он старой школы. Говорит, что за свою жизнь уже видел, как «ломается станок» в ночь перед выпуском.</w:t>
+      </w:r>
+    </w:p>
+    <w:p>
+      <w:pPr>
+        <w:spacing w:before="0" w:after="110" w:line="300" w:lineRule="auto"/>
+      </w:pPr>
+      <w:r>
+        <w:rPr>
+          <w:rFonts w:ascii="Times New Roman" w:hAnsi="Times New Roman" w:eastAsia="Malgun Gothic"/>
+          <w:b/>
+          <w:i w:val="0"/>
+          <w:sz w:val="22"/>
+        </w:rPr>
+        <w:t xml:space="preserve">Дарья: </w:t>
+      </w:r>
+      <w:r>
+        <w:rPr>
+          <w:rFonts w:ascii="Times New Roman" w:hAnsi="Times New Roman" w:eastAsia="Malgun Gothic"/>
+          <w:b w:val="0"/>
+          <w:i w:val="0"/>
+          <w:sz w:val="22"/>
+        </w:rPr>
+        <w:t>Одновременно. Чтобы сложнее было заблокировать или изъять тираж. И если Паша достанет то, что обещал по участкам, — добавлю отдельный раздел о фальсификациях.</w:t>
+      </w:r>
+    </w:p>
+    <w:p>
+      <w:pPr>
+        <w:spacing w:before="0" w:after="110" w:line="300" w:lineRule="auto"/>
+      </w:pPr>
+      <w:r>
+        <w:rPr>
+          <w:rFonts w:ascii="Times New Roman" w:hAnsi="Times New Roman" w:eastAsia="Malgun Gothic"/>
+          <w:b/>
+          <w:i w:val="0"/>
+          <w:sz w:val="22"/>
+        </w:rPr>
+        <w:t xml:space="preserve">Лёша: </w:t>
+      </w:r>
+      <w:r>
+        <w:rPr>
+          <w:rFonts w:ascii="Times New Roman" w:hAnsi="Times New Roman" w:eastAsia="Malgun Gothic"/>
+          <w:b w:val="0"/>
+          <w:i w:val="0"/>
+          <w:sz w:val="22"/>
+        </w:rPr>
+        <w:t>Что бы ни случилось — я рядом. Обещаю.</w:t>
+      </w:r>
+    </w:p>
+    <w:p>
+      <w:pPr>
+        <w:spacing w:before="0" w:after="110" w:line="300" w:lineRule="auto"/>
+      </w:pPr>
+      <w:r>
+        <w:rPr>
+          <w:rFonts w:ascii="Times New Roman" w:hAnsi="Times New Roman" w:eastAsia="Malgun Gothic"/>
+          <w:b/>
+          <w:i w:val="0"/>
+          <w:sz w:val="22"/>
+        </w:rPr>
+        <w:t xml:space="preserve">Дарья: </w:t>
+      </w:r>
+      <w:r>
+        <w:rPr>
+          <w:rFonts w:ascii="Times New Roman" w:hAnsi="Times New Roman" w:eastAsia="Malgun Gothic"/>
+          <w:b w:val="0"/>
+          <w:i w:val="0"/>
+          <w:sz w:val="22"/>
+        </w:rPr>
+        <w:t xml:space="preserve">Знаю. </w:t>
+      </w:r>
+      <w:r>
+        <w:rPr>
+          <w:rFonts w:ascii="Times New Roman" w:hAnsi="Times New Roman" w:eastAsia="Malgun Gothic"/>
+          <w:b w:val="0"/>
+          <w:i/>
+          <w:color w:val="555555"/>
+          <w:sz w:val="22"/>
+        </w:rPr>
+        <w:t>(пауза, серьёзно)</w:t>
+      </w:r>
+      <w:r>
+        <w:rPr>
+          <w:rFonts w:ascii="Times New Roman" w:hAnsi="Times New Roman" w:eastAsia="Malgun Gothic"/>
+          <w:b w:val="0"/>
+          <w:i w:val="0"/>
+          <w:sz w:val="22"/>
+        </w:rPr>
+        <w:t xml:space="preserve"> Алексей, если со мной что-то случится после публикации — обещай, что материал всё равно дойдёт до людей. Не дай ему потеряться в панике.</w:t>
+      </w:r>
+    </w:p>
+    <w:p>
+      <w:pPr>
+        <w:spacing w:before="0" w:after="110" w:line="300" w:lineRule="auto"/>
+      </w:pPr>
+      <w:r>
+        <w:rPr>
+          <w:rFonts w:ascii="Times New Roman" w:hAnsi="Times New Roman" w:eastAsia="Malgun Gothic"/>
+          <w:b/>
+          <w:i w:val="0"/>
+          <w:sz w:val="22"/>
+        </w:rPr>
+        <w:t xml:space="preserve">Лёша: </w:t>
+      </w:r>
+      <w:r>
+        <w:rPr>
+          <w:rFonts w:ascii="Times New Roman" w:hAnsi="Times New Roman" w:eastAsia="Malgun Gothic"/>
+          <w:b w:val="0"/>
+          <w:i w:val="0"/>
+          <w:sz w:val="22"/>
+        </w:rPr>
+        <w:t>Не говори так. Ничего с тобой не случится.</w:t>
+      </w:r>
+    </w:p>
+    <w:p>
+      <w:pPr>
+        <w:spacing w:before="0" w:after="110" w:line="300" w:lineRule="auto"/>
+      </w:pPr>
+      <w:r>
+        <w:rPr>
+          <w:rFonts w:ascii="Times New Roman" w:hAnsi="Times New Roman" w:eastAsia="Malgun Gothic"/>
+          <w:b/>
+          <w:i w:val="0"/>
+          <w:sz w:val="22"/>
+        </w:rPr>
+        <w:t xml:space="preserve">Дарья: </w:t>
+      </w:r>
+      <w:r>
+        <w:rPr>
+          <w:rFonts w:ascii="Times New Roman" w:hAnsi="Times New Roman" w:eastAsia="Malgun Gothic"/>
+          <w:b w:val="0"/>
+          <w:i w:val="0"/>
+          <w:sz w:val="22"/>
+        </w:rPr>
+        <w:t>Обещай мне, Алексей. Пожалуйста.</w:t>
+      </w:r>
+    </w:p>
+    <w:p>
+      <w:pPr>
+        <w:spacing w:before="0" w:after="110" w:line="300" w:lineRule="auto"/>
+      </w:pPr>
+      <w:r>
+        <w:rPr>
+          <w:rFonts w:ascii="Times New Roman" w:hAnsi="Times New Roman" w:eastAsia="Malgun Gothic"/>
+          <w:b/>
+          <w:i w:val="0"/>
+          <w:sz w:val="22"/>
+        </w:rPr>
+        <w:t xml:space="preserve">Лёша: </w:t>
+      </w:r>
+      <w:r>
+        <w:rPr>
+          <w:rFonts w:ascii="Times New Roman" w:hAnsi="Times New Roman" w:eastAsia="Malgun Gothic"/>
+          <w:b w:val="0"/>
+          <w:i/>
+          <w:color w:val="555555"/>
+          <w:sz w:val="22"/>
+        </w:rPr>
+        <w:t>(после долгой, тяжёлой паузы)</w:t>
+      </w:r>
+      <w:r>
+        <w:rPr>
+          <w:rFonts w:ascii="Times New Roman" w:hAnsi="Times New Roman" w:eastAsia="Malgun Gothic"/>
+          <w:b w:val="0"/>
+          <w:i w:val="0"/>
+          <w:sz w:val="22"/>
+        </w:rPr>
+        <w:t xml:space="preserve"> Обещаю.</w:t>
+      </w:r>
+    </w:p>
+    <w:p>
+      <w:pPr>
+        <w:spacing w:before="0" w:after="110" w:line="300" w:lineRule="auto"/>
+      </w:pPr>
+      <w:r>
+        <w:rPr>
+          <w:rFonts w:ascii="Times New Roman" w:hAnsi="Times New Roman" w:eastAsia="Malgun Gothic"/>
+          <w:b/>
+          <w:i w:val="0"/>
+          <w:sz w:val="22"/>
+        </w:rPr>
+        <w:t xml:space="preserve">Дарья: </w:t>
+      </w:r>
+      <w:r>
+        <w:rPr>
+          <w:rFonts w:ascii="Times New Roman" w:hAnsi="Times New Roman" w:eastAsia="Malgun Gothic"/>
+          <w:b w:val="0"/>
+          <w:i/>
+          <w:color w:val="555555"/>
+          <w:sz w:val="22"/>
+        </w:rPr>
+        <w:t>(выдыхает, прижимается к нему)</w:t>
+      </w:r>
+      <w:r>
+        <w:rPr>
+          <w:rFonts w:ascii="Times New Roman" w:hAnsi="Times New Roman" w:eastAsia="Malgun Gothic"/>
+          <w:b w:val="0"/>
+          <w:i w:val="0"/>
+          <w:sz w:val="22"/>
+        </w:rPr>
+        <w:t xml:space="preserve"> Спасибо. Теперь давай просто посидим. Десять минут. Без статьи, без выборов.</w:t>
+      </w:r>
+    </w:p>
+    <w:p>
+      <w:pPr>
+        <w:spacing w:before="0" w:after="110" w:line="300" w:lineRule="auto"/>
+      </w:pPr>
+      <w:r>
+        <w:rPr>
+          <w:rFonts w:ascii="Times New Roman" w:hAnsi="Times New Roman" w:eastAsia="Malgun Gothic"/>
+          <w:b/>
+          <w:i w:val="0"/>
+          <w:sz w:val="22"/>
+        </w:rPr>
+        <w:t xml:space="preserve">Лёша: </w:t>
+      </w:r>
+      <w:r>
+        <w:rPr>
+          <w:rFonts w:ascii="Times New Roman" w:hAnsi="Times New Roman" w:eastAsia="Malgun Gothic"/>
+          <w:b w:val="0"/>
+          <w:i w:val="0"/>
+          <w:sz w:val="22"/>
+        </w:rPr>
+        <w:t xml:space="preserve">Десять минут. </w:t>
+      </w:r>
+      <w:r>
+        <w:rPr>
+          <w:rFonts w:ascii="Times New Roman" w:hAnsi="Times New Roman" w:eastAsia="Malgun Gothic"/>
+          <w:b w:val="0"/>
+          <w:i/>
+          <w:color w:val="555555"/>
+          <w:sz w:val="22"/>
+        </w:rPr>
+        <w:t>(пауза)</w:t>
+      </w:r>
+      <w:r>
+        <w:rPr>
+          <w:rFonts w:ascii="Times New Roman" w:hAnsi="Times New Roman" w:eastAsia="Malgun Gothic"/>
+          <w:b w:val="0"/>
+          <w:i w:val="0"/>
+          <w:sz w:val="22"/>
+        </w:rPr>
+        <w:t xml:space="preserve"> Расскажешь про отца? Не про статьи. Про него.</w:t>
+      </w:r>
+    </w:p>
+    <w:p>
+      <w:pPr>
+        <w:spacing w:before="0" w:after="110" w:line="300" w:lineRule="auto"/>
+      </w:pPr>
+      <w:r>
+        <w:rPr>
+          <w:rFonts w:ascii="Times New Roman" w:hAnsi="Times New Roman" w:eastAsia="Malgun Gothic"/>
+          <w:b/>
+          <w:i w:val="0"/>
+          <w:sz w:val="22"/>
+        </w:rPr>
+        <w:t xml:space="preserve">Дарья: </w:t>
+      </w:r>
+      <w:r>
+        <w:rPr>
+          <w:rFonts w:ascii="Times New Roman" w:hAnsi="Times New Roman" w:eastAsia="Malgun Gothic"/>
+          <w:b w:val="0"/>
+          <w:i/>
+          <w:color w:val="555555"/>
+          <w:sz w:val="22"/>
+        </w:rPr>
+        <w:t>(тихо)</w:t>
+      </w:r>
+      <w:r>
+        <w:rPr>
+          <w:rFonts w:ascii="Times New Roman" w:hAnsi="Times New Roman" w:eastAsia="Malgun Gothic"/>
+          <w:b w:val="0"/>
+          <w:i w:val="0"/>
+          <w:sz w:val="22"/>
+        </w:rPr>
+        <w:t xml:space="preserve"> Он пел, когда мыл посуду. Ужасно фальшиво. Мама смеялась…</w:t>
+      </w:r>
+    </w:p>
+    <w:p>
+      <w:pPr>
+        <w:keepNext/>
+        <w:spacing w:before="320" w:after="140"/>
+      </w:pPr>
+      <w:r>
+        <w:rPr>
+          <w:rFonts w:ascii="Times New Roman" w:hAnsi="Times New Roman" w:eastAsia="Malgun Gothic"/>
+          <w:b/>
+          <w:i w:val="0"/>
+          <w:color w:val="1F3864"/>
+          <w:sz w:val="26"/>
+        </w:rPr>
+        <w:t>핵심 문학 인용</w:t>
+      </w:r>
+    </w:p>
+    <w:p>
+      <w:pPr>
+        <w:spacing w:before="0" w:after="120"/>
+      </w:pPr>
+      <w:r>
+        <w:rPr>
+          <w:rFonts w:ascii="Times New Roman" w:hAnsi="Times New Roman" w:eastAsia="Malgun Gothic"/>
+          <w:b/>
+          <w:i w:val="0"/>
+          <w:sz w:val="22"/>
+        </w:rPr>
+        <w:t>Булгаков, «Мастер и Маргарита» (1928–1940): «рукописи не горят»</w:t>
       </w:r>
       <w:r>
         <w:rPr>

--- a/러시아 인권변호사/3부/3부_5화_다리야의_폭로전.docx
+++ b/러시아 인권변호사/3부/3부_5화_다리야의_폭로전.docx
@@ -2612,7 +2612,7 @@
           <w:i w:val="0"/>
           <w:sz w:val="22"/>
         </w:rPr>
-        <w:t xml:space="preserve"> Булгаков обещал, что «рукописи не горят». Но я предпочитаю, чтобы у каждой рукописи было три нотариальные копии.</w:t>
+        <w:t xml:space="preserve"> Моя бабушка говорила: «Запас карман не тянет». Так что пусть у каждой рукописи будет три нотариальные копии.</w:t>
       </w:r>
     </w:p>
     <w:p>
@@ -2635,7 +2635,7 @@
           <w:i w:val="0"/>
           <w:sz w:val="22"/>
         </w:rPr>
-        <w:t>Воланд бы с вами поспорил. Но нотариуса, думаю, одобрил бы.</w:t>
+        <w:t>Бабушка ваша была бы хорошим редактором. И нотариуса, думаю, одобрила бы.</w:t>
       </w:r>
     </w:p>
     <w:p>
@@ -3512,7 +3512,7 @@
           <w:i w:val="0"/>
           <w:sz w:val="22"/>
         </w:rPr>
-        <w:t>Булгаков, «Мастер и Маргарита» (1928–1940): «рукописи не горят»</w:t>
+        <w:t>Русская пословица: «Запас карман не тянет»</w:t>
       </w:r>
       <w:r>
         <w:rPr>
@@ -3521,7 +3521,7 @@
           <w:i w:val="0"/>
           <w:sz w:val="22"/>
         </w:rPr>
-        <w:t xml:space="preserve"> — 한국어 해설: 볼란드의 말. 공증 사본 세 부를 맡기는 장면에서 편집장 랴잔체프가 “원고는 불타지 않는다지만 나는 사본 셋이 더 좋다”고 씁쓸하게 비틀고, 다리야가 “볼란드라면 반박했겠지만 공증인은 인정했을 것”이라고 받는다(장면 8). 다리야가 사라진 뒤에도 기사는 살아남는다는 복선.</w:t>
+        <w:t xml:space="preserve"> — 한국어 해설: 여분은 짐이 되지 않는다는 속담. 공증 사본 세 부를 맡기는 장면에서 편집장 랴잔체프가 할머니의 말로 조심성을 정당화하고, 다리야가 “할머니는 좋은 편집자였겠다”고 받는다(장면 8). 다리야가 사라진 뒤에도 기사는 살아남는다는 복선.</w:t>
       </w:r>
     </w:p>
     <w:p>

--- a/러시아 인권변호사/3부/3부_5화_다리야의_폭로전.docx
+++ b/러시아 인권변호사/3부/3부_5화_다리야의_폭로전.docx
@@ -1038,7 +1038,7 @@
           <w:i w:val="0"/>
           <w:sz w:val="22"/>
         </w:rPr>
-        <w:t>Катя, а у вас в штабе кто-нибудь новый за последний месяц? Волонтёры, водители?</w:t>
+        <w:t>Не знаю. Надеюсь, что просто испугался и залёг на дно, а не хуже.</w:t>
       </w:r>
     </w:p>
     <w:p>
@@ -1052,7 +1052,7 @@
           <w:i w:val="0"/>
           <w:sz w:val="22"/>
         </w:rPr>
-        <w:t xml:space="preserve">Катя: </w:t>
+        <w:t xml:space="preserve">Дарья: </w:t>
       </w:r>
       <w:r>
         <w:rPr>
@@ -1061,7 +1061,7 @@
           <w:i w:val="0"/>
           <w:sz w:val="22"/>
         </w:rPr>
-        <w:t>Человек двадцать. Проверяем, но не всех можем проверить глубоко.</w:t>
+        <w:t>Катя, а у вас в штабе кто-нибудь новый за последний месяц? Волонтёры, водители?</w:t>
       </w:r>
     </w:p>
     <w:p>
@@ -1075,7 +1075,7 @@
           <w:i w:val="0"/>
           <w:sz w:val="22"/>
         </w:rPr>
-        <w:t xml:space="preserve">Дарья: </w:t>
+        <w:t xml:space="preserve">Катя: </w:t>
       </w:r>
       <w:r>
         <w:rPr>
@@ -1084,7 +1084,7 @@
           <w:i w:val="0"/>
           <w:sz w:val="22"/>
         </w:rPr>
-        <w:t>Тогда не обсуждайте при них ничего, что касается моего материала. Ни дату, ни источники. Ни слова.</w:t>
+        <w:t>Человек двадцать. Проверяем, но не всех можем проверить глубоко.</w:t>
       </w:r>
     </w:p>
     <w:p>
@@ -1098,7 +1098,7 @@
           <w:i w:val="0"/>
           <w:sz w:val="22"/>
         </w:rPr>
-        <w:t xml:space="preserve">Катя: </w:t>
+        <w:t xml:space="preserve">Дарья: </w:t>
       </w:r>
       <w:r>
         <w:rPr>
@@ -1107,7 +1107,7 @@
           <w:i w:val="0"/>
           <w:sz w:val="22"/>
         </w:rPr>
-        <w:t>Поняла. Я скажу Алексею Николаевичу, чтобы и он молчал. Хотя это будет трудно.</w:t>
+        <w:t>Тогда не обсуждайте при них ничего, что касается моего материала. Ни дату, ни источники. Ни слова.</w:t>
       </w:r>
     </w:p>
     <w:p>
@@ -1121,7 +1121,7 @@
           <w:i w:val="0"/>
           <w:sz w:val="22"/>
         </w:rPr>
-        <w:t xml:space="preserve">Дарья: </w:t>
+        <w:t xml:space="preserve">Катя: </w:t>
       </w:r>
       <w:r>
         <w:rPr>
@@ -1130,7 +1130,7 @@
           <w:i w:val="0"/>
           <w:sz w:val="22"/>
         </w:rPr>
-        <w:t>Не знаю. Надеюсь, что просто испугался и залёг на дно, а не хуже.</w:t>
+        <w:t>Поняла. Я скажу Алексею Николаевичу, чтобы и он молчал. Хотя это будет трудно.</w:t>
       </w:r>
     </w:p>
     <w:p>
@@ -3161,7 +3161,7 @@
           <w:i w:val="0"/>
           <w:sz w:val="22"/>
         </w:rPr>
-        <w:t>Лев Аркадьевич заказал тираж в другой типографии, в соседней области. Чтобы наши не успели «сломать станок».</w:t>
+        <w:t>Одновременно. Чтобы сложнее было заблокировать или изъять тираж. И если Паша достанет то, что обещал по участкам, — добавлю отдельный раздел о фальсификациях.</w:t>
       </w:r>
     </w:p>
     <w:p>
@@ -3175,7 +3175,7 @@
           <w:i w:val="0"/>
           <w:sz w:val="22"/>
         </w:rPr>
-        <w:t xml:space="preserve">Лёша: </w:t>
+        <w:t xml:space="preserve">Дарья: </w:t>
       </w:r>
       <w:r>
         <w:rPr>
@@ -3184,7 +3184,7 @@
           <w:i w:val="0"/>
           <w:sz w:val="22"/>
         </w:rPr>
-        <w:t>Он предусмотрителен.</w:t>
+        <w:t>Лев Аркадьевич заказал тираж в другой типографии, в соседней области. Чтобы наши не успели «сломать станок».</w:t>
       </w:r>
     </w:p>
     <w:p>
@@ -3198,7 +3198,7 @@
           <w:i w:val="0"/>
           <w:sz w:val="22"/>
         </w:rPr>
-        <w:t xml:space="preserve">Дарья: </w:t>
+        <w:t xml:space="preserve">Лёша: </w:t>
       </w:r>
       <w:r>
         <w:rPr>
@@ -3207,7 +3207,7 @@
           <w:i w:val="0"/>
           <w:sz w:val="22"/>
         </w:rPr>
-        <w:t>Он старой школы. Говорит, что за свою жизнь уже видел, как «ломается станок» в ночь перед выпуском.</w:t>
+        <w:t>Он предусмотрителен.</w:t>
       </w:r>
     </w:p>
     <w:p>
@@ -3230,7 +3230,7 @@
           <w:i w:val="0"/>
           <w:sz w:val="22"/>
         </w:rPr>
-        <w:t>Одновременно. Чтобы сложнее было заблокировать или изъять тираж. И если Паша достанет то, что обещал по участкам, — добавлю отдельный раздел о фальсификациях.</w:t>
+        <w:t>Он старой школы. Говорит, что за свою жизнь уже видел, как «ломается станок» в ночь перед выпуском.</w:t>
       </w:r>
     </w:p>
     <w:p>

--- a/러시아 인권변호사/3부/3부_5화_다리야의_폭로전.docx
+++ b/러시아 인권변호사/3부/3부_5화_다리야의_폭로전.docx
@@ -864,7 +864,7 @@
           <w:i w:val="0"/>
           <w:sz w:val="22"/>
         </w:rPr>
-        <w:t>Почти. Там тоже камера «не работала». Алексей, я могу остановиться, если тебе тяжело это читать.</w:t>
+        <w:t>Почти. Там тоже камера «не работала». Лёша, я могу остановиться, если тебе тяжело это читать.</w:t>
       </w:r>
     </w:p>
     <w:p>
@@ -1258,7 +1258,7 @@
           <w:i w:val="0"/>
           <w:sz w:val="22"/>
         </w:rPr>
-        <w:t xml:space="preserve"> Началось. Паша предупреждал ещё два месяца назад.</w:t>
+        <w:t xml:space="preserve"> Началось. Паша предупреждал ещё три месяца назад.</w:t>
       </w:r>
     </w:p>
     <w:p>
@@ -3092,7 +3092,7 @@
           <w:i w:val="0"/>
           <w:sz w:val="22"/>
         </w:rPr>
-        <w:t>Как ты?</w:t>
+        <w:t>Как ты, Даша?</w:t>
       </w:r>
     </w:p>
     <w:p>
